--- a/hostel management system.docx
+++ b/hostel management system.docx
@@ -2440,8 +2440,6 @@
         <w:jc w:val="both"/>
         <w:rPr>
           <w:rFonts w:ascii="Times New Roman" w:hAnsi="Times New Roman" w:cs="Times New Roman"/>
-          <w:b/>
-          <w:bCs/>
           <w:sz w:val="26"/>
           <w:szCs w:val="26"/>
           <w:lang w:val="en-NG"/>
@@ -2458,6 +2456,37 @@
         </w:rPr>
         <w:t>Cover Page</w:t>
       </w:r>
+      <w:r>
+        <w:rPr>
+          <w:rFonts w:ascii="Times New Roman" w:hAnsi="Times New Roman" w:cs="Times New Roman"/>
+          <w:b/>
+          <w:bCs/>
+          <w:sz w:val="26"/>
+          <w:szCs w:val="26"/>
+          <w:lang w:val="en-NG"/>
+        </w:rPr>
+        <w:t xml:space="preserve"> </w:t>
+      </w:r>
+      <w:r>
+        <w:rPr>
+          <w:rFonts w:ascii="Times New Roman" w:hAnsi="Times New Roman" w:cs="Times New Roman"/>
+          <w:sz w:val="26"/>
+          <w:szCs w:val="26"/>
+          <w:lang w:val="en-NG"/>
+        </w:rPr>
+        <w:t xml:space="preserve">.......................................................................................................................... </w:t>
+      </w:r>
+      <w:proofErr w:type="spellStart"/>
+      <w:r>
+        <w:rPr>
+          <w:rFonts w:ascii="Times New Roman" w:hAnsi="Times New Roman" w:cs="Times New Roman"/>
+          <w:sz w:val="26"/>
+          <w:szCs w:val="26"/>
+          <w:lang w:val="en-NG"/>
+        </w:rPr>
+        <w:t>i</w:t>
+      </w:r>
+      <w:proofErr w:type="spellEnd"/>
     </w:p>
     <w:p>
       <w:pPr>
@@ -2727,413 +2756,133 @@
           <w:szCs w:val="26"/>
           <w:lang w:val="en-NG"/>
         </w:rPr>
-        <w:t xml:space="preserve">1.1 Background </w:t>
-      </w:r>
-      <w:proofErr w:type="gramStart"/>
-      <w:r>
-        <w:rPr>
-          <w:rFonts w:ascii="Times New Roman" w:hAnsi="Times New Roman" w:cs="Times New Roman"/>
-          <w:sz w:val="26"/>
-          <w:szCs w:val="26"/>
-          <w:lang w:val="en-NG"/>
-        </w:rPr>
-        <w:t>To</w:t>
-      </w:r>
-      <w:proofErr w:type="gramEnd"/>
-      <w:r>
-        <w:rPr>
-          <w:rFonts w:ascii="Times New Roman" w:hAnsi="Times New Roman" w:cs="Times New Roman"/>
-          <w:sz w:val="26"/>
-          <w:szCs w:val="26"/>
-          <w:lang w:val="en-NG"/>
-        </w:rPr>
-        <w:t xml:space="preserve"> </w:t>
-      </w:r>
-      <w:proofErr w:type="gramStart"/>
-      <w:r>
-        <w:rPr>
-          <w:rFonts w:ascii="Times New Roman" w:hAnsi="Times New Roman" w:cs="Times New Roman"/>
-          <w:sz w:val="26"/>
-          <w:szCs w:val="26"/>
-          <w:lang w:val="en-NG"/>
-        </w:rPr>
-        <w:t>The</w:t>
-      </w:r>
-      <w:proofErr w:type="gramEnd"/>
-      <w:r>
-        <w:rPr>
-          <w:rFonts w:ascii="Times New Roman" w:hAnsi="Times New Roman" w:cs="Times New Roman"/>
-          <w:sz w:val="26"/>
-          <w:szCs w:val="26"/>
-          <w:lang w:val="en-NG"/>
-        </w:rPr>
-        <w:t xml:space="preserve"> Study</w:t>
-      </w:r>
-    </w:p>
-    <w:p>
-      <w:pPr>
-        <w:spacing w:line="360" w:lineRule="auto"/>
-        <w:jc w:val="both"/>
-        <w:rPr>
-          <w:rFonts w:ascii="Times New Roman" w:hAnsi="Times New Roman" w:cs="Times New Roman"/>
-          <w:sz w:val="26"/>
-          <w:szCs w:val="26"/>
-          <w:lang w:val="en-NG"/>
-        </w:rPr>
-      </w:pPr>
-      <w:r>
-        <w:rPr>
-          <w:rFonts w:ascii="Times New Roman" w:hAnsi="Times New Roman" w:cs="Times New Roman"/>
-          <w:sz w:val="26"/>
-          <w:szCs w:val="26"/>
-          <w:lang w:val="en-NG"/>
-        </w:rPr>
-        <w:t xml:space="preserve">1.2 Statement </w:t>
-      </w:r>
-      <w:proofErr w:type="gramStart"/>
-      <w:r>
-        <w:rPr>
-          <w:rFonts w:ascii="Times New Roman" w:hAnsi="Times New Roman" w:cs="Times New Roman"/>
-          <w:sz w:val="26"/>
-          <w:szCs w:val="26"/>
-          <w:lang w:val="en-NG"/>
-        </w:rPr>
-        <w:t>Of</w:t>
-      </w:r>
-      <w:proofErr w:type="gramEnd"/>
-      <w:r>
-        <w:rPr>
-          <w:rFonts w:ascii="Times New Roman" w:hAnsi="Times New Roman" w:cs="Times New Roman"/>
-          <w:sz w:val="26"/>
-          <w:szCs w:val="26"/>
-          <w:lang w:val="en-NG"/>
-        </w:rPr>
-        <w:t xml:space="preserve"> </w:t>
-      </w:r>
-      <w:proofErr w:type="gramStart"/>
-      <w:r>
-        <w:rPr>
-          <w:rFonts w:ascii="Times New Roman" w:hAnsi="Times New Roman" w:cs="Times New Roman"/>
-          <w:sz w:val="26"/>
-          <w:szCs w:val="26"/>
-          <w:lang w:val="en-NG"/>
-        </w:rPr>
-        <w:t>The</w:t>
-      </w:r>
-      <w:proofErr w:type="gramEnd"/>
-      <w:r>
-        <w:rPr>
-          <w:rFonts w:ascii="Times New Roman" w:hAnsi="Times New Roman" w:cs="Times New Roman"/>
-          <w:sz w:val="26"/>
-          <w:szCs w:val="26"/>
-          <w:lang w:val="en-NG"/>
-        </w:rPr>
-        <w:t xml:space="preserve"> Problem</w:t>
-      </w:r>
-    </w:p>
-    <w:p>
-      <w:pPr>
-        <w:spacing w:line="360" w:lineRule="auto"/>
-        <w:jc w:val="both"/>
-        <w:rPr>
-          <w:rFonts w:ascii="Times New Roman" w:hAnsi="Times New Roman" w:cs="Times New Roman"/>
-          <w:sz w:val="26"/>
-          <w:szCs w:val="26"/>
-          <w:lang w:val="en-NG"/>
-        </w:rPr>
-      </w:pPr>
-      <w:r>
-        <w:rPr>
-          <w:rFonts w:ascii="Times New Roman" w:hAnsi="Times New Roman" w:cs="Times New Roman"/>
-          <w:sz w:val="26"/>
-          <w:szCs w:val="26"/>
-          <w:lang w:val="en-NG"/>
-        </w:rPr>
-        <w:t xml:space="preserve">1.3 Aim </w:t>
-      </w:r>
-      <w:proofErr w:type="gramStart"/>
-      <w:r>
-        <w:rPr>
-          <w:rFonts w:ascii="Times New Roman" w:hAnsi="Times New Roman" w:cs="Times New Roman"/>
-          <w:sz w:val="26"/>
-          <w:szCs w:val="26"/>
-          <w:lang w:val="en-NG"/>
-        </w:rPr>
-        <w:t>And</w:t>
-      </w:r>
-      <w:proofErr w:type="gramEnd"/>
-      <w:r>
-        <w:rPr>
-          <w:rFonts w:ascii="Times New Roman" w:hAnsi="Times New Roman" w:cs="Times New Roman"/>
-          <w:sz w:val="26"/>
-          <w:szCs w:val="26"/>
-          <w:lang w:val="en-NG"/>
-        </w:rPr>
-        <w:t xml:space="preserve"> Objectives </w:t>
-      </w:r>
-      <w:proofErr w:type="gramStart"/>
-      <w:r>
-        <w:rPr>
-          <w:rFonts w:ascii="Times New Roman" w:hAnsi="Times New Roman" w:cs="Times New Roman"/>
-          <w:sz w:val="26"/>
-          <w:szCs w:val="26"/>
-          <w:lang w:val="en-NG"/>
-        </w:rPr>
-        <w:t>Of</w:t>
-      </w:r>
-      <w:proofErr w:type="gramEnd"/>
-      <w:r>
-        <w:rPr>
-          <w:rFonts w:ascii="Times New Roman" w:hAnsi="Times New Roman" w:cs="Times New Roman"/>
-          <w:sz w:val="26"/>
-          <w:szCs w:val="26"/>
-          <w:lang w:val="en-NG"/>
-        </w:rPr>
-        <w:t xml:space="preserve"> </w:t>
-      </w:r>
-      <w:proofErr w:type="gramStart"/>
-      <w:r>
-        <w:rPr>
-          <w:rFonts w:ascii="Times New Roman" w:hAnsi="Times New Roman" w:cs="Times New Roman"/>
-          <w:sz w:val="26"/>
-          <w:szCs w:val="26"/>
-          <w:lang w:val="en-NG"/>
-        </w:rPr>
-        <w:t>The</w:t>
-      </w:r>
-      <w:proofErr w:type="gramEnd"/>
-      <w:r>
-        <w:rPr>
-          <w:rFonts w:ascii="Times New Roman" w:hAnsi="Times New Roman" w:cs="Times New Roman"/>
-          <w:sz w:val="26"/>
-          <w:szCs w:val="26"/>
-          <w:lang w:val="en-NG"/>
-        </w:rPr>
-        <w:t xml:space="preserve"> Study</w:t>
-      </w:r>
-    </w:p>
-    <w:p>
-      <w:pPr>
-        <w:spacing w:line="360" w:lineRule="auto"/>
-        <w:jc w:val="both"/>
-        <w:rPr>
-          <w:rFonts w:ascii="Times New Roman" w:hAnsi="Times New Roman" w:cs="Times New Roman"/>
-          <w:sz w:val="26"/>
-          <w:szCs w:val="26"/>
-          <w:lang w:val="en-NG"/>
-        </w:rPr>
-      </w:pPr>
-      <w:r>
-        <w:rPr>
-          <w:rFonts w:ascii="Times New Roman" w:hAnsi="Times New Roman" w:cs="Times New Roman"/>
-          <w:sz w:val="26"/>
-          <w:szCs w:val="26"/>
-          <w:lang w:val="en-NG"/>
-        </w:rPr>
-        <w:t xml:space="preserve">1.4 Significance </w:t>
-      </w:r>
-      <w:proofErr w:type="gramStart"/>
-      <w:r>
-        <w:rPr>
-          <w:rFonts w:ascii="Times New Roman" w:hAnsi="Times New Roman" w:cs="Times New Roman"/>
-          <w:sz w:val="26"/>
-          <w:szCs w:val="26"/>
-          <w:lang w:val="en-NG"/>
-        </w:rPr>
-        <w:t>Of</w:t>
-      </w:r>
-      <w:proofErr w:type="gramEnd"/>
-      <w:r>
-        <w:rPr>
-          <w:rFonts w:ascii="Times New Roman" w:hAnsi="Times New Roman" w:cs="Times New Roman"/>
-          <w:sz w:val="26"/>
-          <w:szCs w:val="26"/>
-          <w:lang w:val="en-NG"/>
-        </w:rPr>
-        <w:t xml:space="preserve"> </w:t>
-      </w:r>
-      <w:proofErr w:type="gramStart"/>
-      <w:r>
-        <w:rPr>
-          <w:rFonts w:ascii="Times New Roman" w:hAnsi="Times New Roman" w:cs="Times New Roman"/>
-          <w:sz w:val="26"/>
-          <w:szCs w:val="26"/>
-          <w:lang w:val="en-NG"/>
-        </w:rPr>
-        <w:t>The</w:t>
-      </w:r>
-      <w:proofErr w:type="gramEnd"/>
-      <w:r>
-        <w:rPr>
-          <w:rFonts w:ascii="Times New Roman" w:hAnsi="Times New Roman" w:cs="Times New Roman"/>
-          <w:sz w:val="26"/>
-          <w:szCs w:val="26"/>
-          <w:lang w:val="en-NG"/>
-        </w:rPr>
-        <w:t xml:space="preserve"> Study</w:t>
-      </w:r>
-    </w:p>
-    <w:p>
-      <w:pPr>
-        <w:spacing w:line="360" w:lineRule="auto"/>
-        <w:jc w:val="both"/>
-        <w:rPr>
-          <w:rFonts w:ascii="Times New Roman" w:hAnsi="Times New Roman" w:cs="Times New Roman"/>
-          <w:sz w:val="26"/>
-          <w:szCs w:val="26"/>
-          <w:lang w:val="en-NG"/>
-        </w:rPr>
-      </w:pPr>
-      <w:r>
-        <w:rPr>
-          <w:rFonts w:ascii="Times New Roman" w:hAnsi="Times New Roman" w:cs="Times New Roman"/>
-          <w:sz w:val="26"/>
-          <w:szCs w:val="26"/>
-          <w:lang w:val="en-NG"/>
-        </w:rPr>
-        <w:t xml:space="preserve">1.5 Scope </w:t>
-      </w:r>
-      <w:proofErr w:type="gramStart"/>
-      <w:r>
-        <w:rPr>
-          <w:rFonts w:ascii="Times New Roman" w:hAnsi="Times New Roman" w:cs="Times New Roman"/>
-          <w:sz w:val="26"/>
-          <w:szCs w:val="26"/>
-          <w:lang w:val="en-NG"/>
-        </w:rPr>
-        <w:t>Of</w:t>
-      </w:r>
-      <w:proofErr w:type="gramEnd"/>
-      <w:r>
-        <w:rPr>
-          <w:rFonts w:ascii="Times New Roman" w:hAnsi="Times New Roman" w:cs="Times New Roman"/>
-          <w:sz w:val="26"/>
-          <w:szCs w:val="26"/>
-          <w:lang w:val="en-NG"/>
-        </w:rPr>
-        <w:t xml:space="preserve"> </w:t>
-      </w:r>
-      <w:proofErr w:type="gramStart"/>
-      <w:r>
-        <w:rPr>
-          <w:rFonts w:ascii="Times New Roman" w:hAnsi="Times New Roman" w:cs="Times New Roman"/>
-          <w:sz w:val="26"/>
-          <w:szCs w:val="26"/>
-          <w:lang w:val="en-NG"/>
-        </w:rPr>
-        <w:t>The</w:t>
-      </w:r>
-      <w:proofErr w:type="gramEnd"/>
-      <w:r>
-        <w:rPr>
-          <w:rFonts w:ascii="Times New Roman" w:hAnsi="Times New Roman" w:cs="Times New Roman"/>
-          <w:sz w:val="26"/>
-          <w:szCs w:val="26"/>
-          <w:lang w:val="en-NG"/>
-        </w:rPr>
-        <w:t xml:space="preserve"> Study</w:t>
-      </w:r>
-    </w:p>
-    <w:p>
-      <w:pPr>
-        <w:spacing w:line="360" w:lineRule="auto"/>
-        <w:jc w:val="both"/>
-        <w:rPr>
-          <w:rFonts w:ascii="Times New Roman" w:hAnsi="Times New Roman" w:cs="Times New Roman"/>
-          <w:sz w:val="26"/>
-          <w:szCs w:val="26"/>
-          <w:lang w:val="en-NG"/>
-        </w:rPr>
-      </w:pPr>
-      <w:r>
-        <w:rPr>
-          <w:rFonts w:ascii="Times New Roman" w:hAnsi="Times New Roman" w:cs="Times New Roman"/>
-          <w:sz w:val="26"/>
-          <w:szCs w:val="26"/>
-          <w:lang w:val="en-NG"/>
-        </w:rPr>
-        <w:t xml:space="preserve">1.6 Limitations </w:t>
-      </w:r>
-      <w:proofErr w:type="gramStart"/>
-      <w:r>
-        <w:rPr>
-          <w:rFonts w:ascii="Times New Roman" w:hAnsi="Times New Roman" w:cs="Times New Roman"/>
-          <w:sz w:val="26"/>
-          <w:szCs w:val="26"/>
-          <w:lang w:val="en-NG"/>
-        </w:rPr>
-        <w:t>To</w:t>
-      </w:r>
-      <w:proofErr w:type="gramEnd"/>
-      <w:r>
-        <w:rPr>
-          <w:rFonts w:ascii="Times New Roman" w:hAnsi="Times New Roman" w:cs="Times New Roman"/>
-          <w:sz w:val="26"/>
-          <w:szCs w:val="26"/>
-          <w:lang w:val="en-NG"/>
-        </w:rPr>
-        <w:t xml:space="preserve"> </w:t>
-      </w:r>
-      <w:proofErr w:type="gramStart"/>
-      <w:r>
-        <w:rPr>
-          <w:rFonts w:ascii="Times New Roman" w:hAnsi="Times New Roman" w:cs="Times New Roman"/>
-          <w:sz w:val="26"/>
-          <w:szCs w:val="26"/>
-          <w:lang w:val="en-NG"/>
-        </w:rPr>
-        <w:t>The</w:t>
-      </w:r>
-      <w:proofErr w:type="gramEnd"/>
-      <w:r>
-        <w:rPr>
-          <w:rFonts w:ascii="Times New Roman" w:hAnsi="Times New Roman" w:cs="Times New Roman"/>
-          <w:sz w:val="26"/>
-          <w:szCs w:val="26"/>
-          <w:lang w:val="en-NG"/>
-        </w:rPr>
-        <w:t xml:space="preserve"> Study</w:t>
-      </w:r>
-    </w:p>
-    <w:p>
-      <w:pPr>
-        <w:spacing w:line="360" w:lineRule="auto"/>
-        <w:jc w:val="both"/>
-        <w:rPr>
-          <w:rFonts w:ascii="Times New Roman" w:hAnsi="Times New Roman" w:cs="Times New Roman"/>
-          <w:sz w:val="26"/>
-          <w:szCs w:val="26"/>
-          <w:lang w:val="en-NG"/>
-        </w:rPr>
-      </w:pPr>
-      <w:r>
-        <w:rPr>
-          <w:rFonts w:ascii="Times New Roman" w:hAnsi="Times New Roman" w:cs="Times New Roman"/>
-          <w:sz w:val="26"/>
-          <w:szCs w:val="26"/>
-          <w:lang w:val="en-NG"/>
-        </w:rPr>
-        <w:t xml:space="preserve">1.7 Definition </w:t>
-      </w:r>
-      <w:proofErr w:type="gramStart"/>
-      <w:r>
-        <w:rPr>
-          <w:rFonts w:ascii="Times New Roman" w:hAnsi="Times New Roman" w:cs="Times New Roman"/>
-          <w:sz w:val="26"/>
-          <w:szCs w:val="26"/>
-          <w:lang w:val="en-NG"/>
-        </w:rPr>
-        <w:t>Of</w:t>
-      </w:r>
-      <w:proofErr w:type="gramEnd"/>
-      <w:r>
-        <w:rPr>
-          <w:rFonts w:ascii="Times New Roman" w:hAnsi="Times New Roman" w:cs="Times New Roman"/>
-          <w:sz w:val="26"/>
-          <w:szCs w:val="26"/>
-          <w:lang w:val="en-NG"/>
-        </w:rPr>
-        <w:t xml:space="preserve"> Terms</w:t>
+        <w:t>1.1 Background To The Study</w:t>
+      </w:r>
+    </w:p>
+    <w:p>
+      <w:pPr>
+        <w:spacing w:line="360" w:lineRule="auto"/>
+        <w:jc w:val="both"/>
+        <w:rPr>
+          <w:rFonts w:ascii="Times New Roman" w:hAnsi="Times New Roman" w:cs="Times New Roman"/>
+          <w:sz w:val="26"/>
+          <w:szCs w:val="26"/>
+          <w:lang w:val="en-NG"/>
+        </w:rPr>
+      </w:pPr>
+      <w:r>
+        <w:rPr>
+          <w:rFonts w:ascii="Times New Roman" w:hAnsi="Times New Roman" w:cs="Times New Roman"/>
+          <w:sz w:val="26"/>
+          <w:szCs w:val="26"/>
+          <w:lang w:val="en-NG"/>
+        </w:rPr>
+        <w:t>1.2 Statement Of The Problem</w:t>
+      </w:r>
+    </w:p>
+    <w:p>
+      <w:pPr>
+        <w:spacing w:line="360" w:lineRule="auto"/>
+        <w:jc w:val="both"/>
+        <w:rPr>
+          <w:rFonts w:ascii="Times New Roman" w:hAnsi="Times New Roman" w:cs="Times New Roman"/>
+          <w:sz w:val="26"/>
+          <w:szCs w:val="26"/>
+          <w:lang w:val="en-NG"/>
+        </w:rPr>
+      </w:pPr>
+      <w:r>
+        <w:rPr>
+          <w:rFonts w:ascii="Times New Roman" w:hAnsi="Times New Roman" w:cs="Times New Roman"/>
+          <w:sz w:val="26"/>
+          <w:szCs w:val="26"/>
+          <w:lang w:val="en-NG"/>
+        </w:rPr>
+        <w:t>1.3 Aim And Objectives Of The Study</w:t>
+      </w:r>
+    </w:p>
+    <w:p>
+      <w:pPr>
+        <w:spacing w:line="360" w:lineRule="auto"/>
+        <w:jc w:val="both"/>
+        <w:rPr>
+          <w:rFonts w:ascii="Times New Roman" w:hAnsi="Times New Roman" w:cs="Times New Roman"/>
+          <w:sz w:val="26"/>
+          <w:szCs w:val="26"/>
+          <w:lang w:val="en-NG"/>
+        </w:rPr>
+      </w:pPr>
+      <w:r>
+        <w:rPr>
+          <w:rFonts w:ascii="Times New Roman" w:hAnsi="Times New Roman" w:cs="Times New Roman"/>
+          <w:sz w:val="26"/>
+          <w:szCs w:val="26"/>
+          <w:lang w:val="en-NG"/>
+        </w:rPr>
+        <w:t>1.4 Significance Of The Study</w:t>
+      </w:r>
+    </w:p>
+    <w:p>
+      <w:pPr>
+        <w:spacing w:line="360" w:lineRule="auto"/>
+        <w:jc w:val="both"/>
+        <w:rPr>
+          <w:rFonts w:ascii="Times New Roman" w:hAnsi="Times New Roman" w:cs="Times New Roman"/>
+          <w:sz w:val="26"/>
+          <w:szCs w:val="26"/>
+          <w:lang w:val="en-NG"/>
+        </w:rPr>
+      </w:pPr>
+      <w:r>
+        <w:rPr>
+          <w:rFonts w:ascii="Times New Roman" w:hAnsi="Times New Roman" w:cs="Times New Roman"/>
+          <w:sz w:val="26"/>
+          <w:szCs w:val="26"/>
+          <w:lang w:val="en-NG"/>
+        </w:rPr>
+        <w:t>1.5 Scope Of The Study</w:t>
+      </w:r>
+    </w:p>
+    <w:p>
+      <w:pPr>
+        <w:spacing w:line="360" w:lineRule="auto"/>
+        <w:jc w:val="both"/>
+        <w:rPr>
+          <w:rFonts w:ascii="Times New Roman" w:hAnsi="Times New Roman" w:cs="Times New Roman"/>
+          <w:sz w:val="26"/>
+          <w:szCs w:val="26"/>
+          <w:lang w:val="en-NG"/>
+        </w:rPr>
+      </w:pPr>
+      <w:r>
+        <w:rPr>
+          <w:rFonts w:ascii="Times New Roman" w:hAnsi="Times New Roman" w:cs="Times New Roman"/>
+          <w:sz w:val="26"/>
+          <w:szCs w:val="26"/>
+          <w:lang w:val="en-NG"/>
+        </w:rPr>
+        <w:t>1.6 Limitations To The Study</w:t>
+      </w:r>
+    </w:p>
+    <w:p>
+      <w:pPr>
+        <w:spacing w:line="360" w:lineRule="auto"/>
+        <w:jc w:val="both"/>
+        <w:rPr>
+          <w:rFonts w:ascii="Times New Roman" w:hAnsi="Times New Roman" w:cs="Times New Roman"/>
+          <w:sz w:val="26"/>
+          <w:szCs w:val="26"/>
+          <w:lang w:val="en-NG"/>
+        </w:rPr>
+      </w:pPr>
+      <w:r>
+        <w:rPr>
+          <w:rFonts w:ascii="Times New Roman" w:hAnsi="Times New Roman" w:cs="Times New Roman"/>
+          <w:sz w:val="26"/>
+          <w:szCs w:val="26"/>
+          <w:lang w:val="en-NG"/>
+        </w:rPr>
+        <w:t>1.7 Definition Of Terms</w:t>
       </w:r>
     </w:p>
     <w:p>
@@ -3390,27 +3139,7 @@
           <w:szCs w:val="26"/>
           <w:lang w:val="en-NG"/>
         </w:rPr>
-        <w:t xml:space="preserve">2.3 Review </w:t>
-      </w:r>
-      <w:proofErr w:type="gramStart"/>
-      <w:r>
-        <w:rPr>
-          <w:rFonts w:ascii="Times New Roman" w:hAnsi="Times New Roman" w:cs="Times New Roman"/>
-          <w:sz w:val="26"/>
-          <w:szCs w:val="26"/>
-          <w:lang w:val="en-NG"/>
-        </w:rPr>
-        <w:t>Of</w:t>
-      </w:r>
-      <w:proofErr w:type="gramEnd"/>
-      <w:r>
-        <w:rPr>
-          <w:rFonts w:ascii="Times New Roman" w:hAnsi="Times New Roman" w:cs="Times New Roman"/>
-          <w:sz w:val="26"/>
-          <w:szCs w:val="26"/>
-          <w:lang w:val="en-NG"/>
-        </w:rPr>
-        <w:t xml:space="preserve"> Existing Systems</w:t>
+        <w:t>2.3 Review Of Existing Systems</w:t>
       </w:r>
     </w:p>
     <w:p>
@@ -3536,68 +3265,28 @@
           <w:szCs w:val="26"/>
           <w:lang w:val="en-NG"/>
         </w:rPr>
-        <w:t xml:space="preserve">2.4 Gap </w:t>
-      </w:r>
-      <w:proofErr w:type="gramStart"/>
-      <w:r>
-        <w:rPr>
-          <w:rFonts w:ascii="Times New Roman" w:hAnsi="Times New Roman" w:cs="Times New Roman"/>
-          <w:sz w:val="26"/>
-          <w:szCs w:val="26"/>
-          <w:lang w:val="en-NG"/>
-        </w:rPr>
-        <w:t>In</w:t>
-      </w:r>
-      <w:proofErr w:type="gramEnd"/>
-      <w:r>
-        <w:rPr>
-          <w:rFonts w:ascii="Times New Roman" w:hAnsi="Times New Roman" w:cs="Times New Roman"/>
-          <w:sz w:val="26"/>
-          <w:szCs w:val="26"/>
-          <w:lang w:val="en-NG"/>
-        </w:rPr>
-        <w:t xml:space="preserve"> Literature</w:t>
-      </w:r>
-    </w:p>
-    <w:p>
-      <w:pPr>
-        <w:spacing w:line="360" w:lineRule="auto"/>
-        <w:jc w:val="both"/>
-        <w:rPr>
-          <w:rFonts w:ascii="Times New Roman" w:hAnsi="Times New Roman" w:cs="Times New Roman"/>
-          <w:sz w:val="26"/>
-          <w:szCs w:val="26"/>
-          <w:lang w:val="en-NG"/>
-        </w:rPr>
-      </w:pPr>
-      <w:r>
-        <w:rPr>
-          <w:rFonts w:ascii="Times New Roman" w:hAnsi="Times New Roman" w:cs="Times New Roman"/>
-          <w:sz w:val="26"/>
-          <w:szCs w:val="26"/>
-          <w:lang w:val="en-NG"/>
-        </w:rPr>
-        <w:t xml:space="preserve">2.5 Summary </w:t>
-      </w:r>
-      <w:proofErr w:type="gramStart"/>
-      <w:r>
-        <w:rPr>
-          <w:rFonts w:ascii="Times New Roman" w:hAnsi="Times New Roman" w:cs="Times New Roman"/>
-          <w:sz w:val="26"/>
-          <w:szCs w:val="26"/>
-          <w:lang w:val="en-NG"/>
-        </w:rPr>
-        <w:t>Of</w:t>
-      </w:r>
-      <w:proofErr w:type="gramEnd"/>
-      <w:r>
-        <w:rPr>
-          <w:rFonts w:ascii="Times New Roman" w:hAnsi="Times New Roman" w:cs="Times New Roman"/>
-          <w:sz w:val="26"/>
-          <w:szCs w:val="26"/>
-          <w:lang w:val="en-NG"/>
-        </w:rPr>
-        <w:t xml:space="preserve"> Reviewed Literature</w:t>
+        <w:t>2.4 Gap In Literature</w:t>
+      </w:r>
+    </w:p>
+    <w:p>
+      <w:pPr>
+        <w:spacing w:line="360" w:lineRule="auto"/>
+        <w:jc w:val="both"/>
+        <w:rPr>
+          <w:rFonts w:ascii="Times New Roman" w:hAnsi="Times New Roman" w:cs="Times New Roman"/>
+          <w:sz w:val="26"/>
+          <w:szCs w:val="26"/>
+          <w:lang w:val="en-NG"/>
+        </w:rPr>
+      </w:pPr>
+      <w:r>
+        <w:rPr>
+          <w:rFonts w:ascii="Times New Roman" w:hAnsi="Times New Roman" w:cs="Times New Roman"/>
+          <w:sz w:val="26"/>
+          <w:szCs w:val="26"/>
+          <w:lang w:val="en-NG"/>
+        </w:rPr>
+        <w:t>2.5 Summary Of Reviewed Literature</w:t>
       </w:r>
     </w:p>
     <w:p>
@@ -3643,169 +3332,49 @@
           <w:szCs w:val="26"/>
           <w:lang w:val="en-NG"/>
         </w:rPr>
-        <w:t xml:space="preserve">3.1 Analysis </w:t>
-      </w:r>
-      <w:proofErr w:type="gramStart"/>
-      <w:r>
-        <w:rPr>
-          <w:rFonts w:ascii="Times New Roman" w:hAnsi="Times New Roman" w:cs="Times New Roman"/>
-          <w:sz w:val="26"/>
-          <w:szCs w:val="26"/>
-          <w:lang w:val="en-NG"/>
-        </w:rPr>
-        <w:t>Of</w:t>
-      </w:r>
-      <w:proofErr w:type="gramEnd"/>
-      <w:r>
-        <w:rPr>
-          <w:rFonts w:ascii="Times New Roman" w:hAnsi="Times New Roman" w:cs="Times New Roman"/>
-          <w:sz w:val="26"/>
-          <w:szCs w:val="26"/>
-          <w:lang w:val="en-NG"/>
-        </w:rPr>
-        <w:t xml:space="preserve"> </w:t>
-      </w:r>
-      <w:proofErr w:type="gramStart"/>
-      <w:r>
-        <w:rPr>
-          <w:rFonts w:ascii="Times New Roman" w:hAnsi="Times New Roman" w:cs="Times New Roman"/>
-          <w:sz w:val="26"/>
-          <w:szCs w:val="26"/>
-          <w:lang w:val="en-NG"/>
-        </w:rPr>
-        <w:t>The</w:t>
-      </w:r>
-      <w:proofErr w:type="gramEnd"/>
-      <w:r>
-        <w:rPr>
-          <w:rFonts w:ascii="Times New Roman" w:hAnsi="Times New Roman" w:cs="Times New Roman"/>
-          <w:sz w:val="26"/>
-          <w:szCs w:val="26"/>
-          <w:lang w:val="en-NG"/>
-        </w:rPr>
-        <w:t xml:space="preserve"> Existing System</w:t>
-      </w:r>
-    </w:p>
-    <w:p>
-      <w:pPr>
-        <w:spacing w:line="360" w:lineRule="auto"/>
-        <w:jc w:val="both"/>
-        <w:rPr>
-          <w:rFonts w:ascii="Times New Roman" w:hAnsi="Times New Roman" w:cs="Times New Roman"/>
-          <w:sz w:val="26"/>
-          <w:szCs w:val="26"/>
-          <w:lang w:val="en-NG"/>
-        </w:rPr>
-      </w:pPr>
-      <w:r>
-        <w:rPr>
-          <w:rFonts w:ascii="Times New Roman" w:hAnsi="Times New Roman" w:cs="Times New Roman"/>
-          <w:sz w:val="26"/>
-          <w:szCs w:val="26"/>
-          <w:lang w:val="en-NG"/>
-        </w:rPr>
-        <w:t xml:space="preserve">3.1.1 Architecture </w:t>
-      </w:r>
-      <w:proofErr w:type="gramStart"/>
-      <w:r>
-        <w:rPr>
-          <w:rFonts w:ascii="Times New Roman" w:hAnsi="Times New Roman" w:cs="Times New Roman"/>
-          <w:sz w:val="26"/>
-          <w:szCs w:val="26"/>
-          <w:lang w:val="en-NG"/>
-        </w:rPr>
-        <w:t>Of</w:t>
-      </w:r>
-      <w:proofErr w:type="gramEnd"/>
-      <w:r>
-        <w:rPr>
-          <w:rFonts w:ascii="Times New Roman" w:hAnsi="Times New Roman" w:cs="Times New Roman"/>
-          <w:sz w:val="26"/>
-          <w:szCs w:val="26"/>
-          <w:lang w:val="en-NG"/>
-        </w:rPr>
-        <w:t xml:space="preserve"> </w:t>
-      </w:r>
-      <w:proofErr w:type="gramStart"/>
-      <w:r>
-        <w:rPr>
-          <w:rFonts w:ascii="Times New Roman" w:hAnsi="Times New Roman" w:cs="Times New Roman"/>
-          <w:sz w:val="26"/>
-          <w:szCs w:val="26"/>
-          <w:lang w:val="en-NG"/>
-        </w:rPr>
-        <w:t>The</w:t>
-      </w:r>
-      <w:proofErr w:type="gramEnd"/>
-      <w:r>
-        <w:rPr>
-          <w:rFonts w:ascii="Times New Roman" w:hAnsi="Times New Roman" w:cs="Times New Roman"/>
-          <w:sz w:val="26"/>
-          <w:szCs w:val="26"/>
-          <w:lang w:val="en-NG"/>
-        </w:rPr>
-        <w:t xml:space="preserve"> Existing System</w:t>
-      </w:r>
-    </w:p>
-    <w:p>
-      <w:pPr>
-        <w:spacing w:line="360" w:lineRule="auto"/>
-        <w:jc w:val="both"/>
-        <w:rPr>
-          <w:rFonts w:ascii="Times New Roman" w:hAnsi="Times New Roman" w:cs="Times New Roman"/>
-          <w:sz w:val="26"/>
-          <w:szCs w:val="26"/>
-          <w:lang w:val="en-NG"/>
-        </w:rPr>
-      </w:pPr>
-      <w:r>
-        <w:rPr>
-          <w:rFonts w:ascii="Times New Roman" w:hAnsi="Times New Roman" w:cs="Times New Roman"/>
-          <w:sz w:val="26"/>
-          <w:szCs w:val="26"/>
-          <w:lang w:val="en-NG"/>
-        </w:rPr>
-        <w:t xml:space="preserve">3.1.2 Constraints </w:t>
-      </w:r>
-      <w:proofErr w:type="gramStart"/>
-      <w:r>
-        <w:rPr>
-          <w:rFonts w:ascii="Times New Roman" w:hAnsi="Times New Roman" w:cs="Times New Roman"/>
-          <w:sz w:val="26"/>
-          <w:szCs w:val="26"/>
-          <w:lang w:val="en-NG"/>
-        </w:rPr>
-        <w:t>Of</w:t>
-      </w:r>
-      <w:proofErr w:type="gramEnd"/>
-      <w:r>
-        <w:rPr>
-          <w:rFonts w:ascii="Times New Roman" w:hAnsi="Times New Roman" w:cs="Times New Roman"/>
-          <w:sz w:val="26"/>
-          <w:szCs w:val="26"/>
-          <w:lang w:val="en-NG"/>
-        </w:rPr>
-        <w:t xml:space="preserve"> </w:t>
-      </w:r>
-      <w:proofErr w:type="gramStart"/>
-      <w:r>
-        <w:rPr>
-          <w:rFonts w:ascii="Times New Roman" w:hAnsi="Times New Roman" w:cs="Times New Roman"/>
-          <w:sz w:val="26"/>
-          <w:szCs w:val="26"/>
-          <w:lang w:val="en-NG"/>
-        </w:rPr>
-        <w:t>The</w:t>
-      </w:r>
-      <w:proofErr w:type="gramEnd"/>
-      <w:r>
-        <w:rPr>
-          <w:rFonts w:ascii="Times New Roman" w:hAnsi="Times New Roman" w:cs="Times New Roman"/>
-          <w:sz w:val="26"/>
-          <w:szCs w:val="26"/>
-          <w:lang w:val="en-NG"/>
-        </w:rPr>
-        <w:t xml:space="preserve"> Existing System</w:t>
+        <w:t>3.1 Analysis Of The Existing System</w:t>
+      </w:r>
+    </w:p>
+    <w:p>
+      <w:pPr>
+        <w:spacing w:line="360" w:lineRule="auto"/>
+        <w:jc w:val="both"/>
+        <w:rPr>
+          <w:rFonts w:ascii="Times New Roman" w:hAnsi="Times New Roman" w:cs="Times New Roman"/>
+          <w:sz w:val="26"/>
+          <w:szCs w:val="26"/>
+          <w:lang w:val="en-NG"/>
+        </w:rPr>
+      </w:pPr>
+      <w:r>
+        <w:rPr>
+          <w:rFonts w:ascii="Times New Roman" w:hAnsi="Times New Roman" w:cs="Times New Roman"/>
+          <w:sz w:val="26"/>
+          <w:szCs w:val="26"/>
+          <w:lang w:val="en-NG"/>
+        </w:rPr>
+        <w:t>3.1.1 Architecture Of The Existing System</w:t>
+      </w:r>
+    </w:p>
+    <w:p>
+      <w:pPr>
+        <w:spacing w:line="360" w:lineRule="auto"/>
+        <w:jc w:val="both"/>
+        <w:rPr>
+          <w:rFonts w:ascii="Times New Roman" w:hAnsi="Times New Roman" w:cs="Times New Roman"/>
+          <w:sz w:val="26"/>
+          <w:szCs w:val="26"/>
+          <w:lang w:val="en-NG"/>
+        </w:rPr>
+      </w:pPr>
+      <w:r>
+        <w:rPr>
+          <w:rFonts w:ascii="Times New Roman" w:hAnsi="Times New Roman" w:cs="Times New Roman"/>
+          <w:sz w:val="26"/>
+          <w:szCs w:val="26"/>
+          <w:lang w:val="en-NG"/>
+        </w:rPr>
+        <w:t>3.1.2 Constraints Of The Existing System</w:t>
       </w:r>
     </w:p>
     <w:p>
@@ -3827,169 +3396,49 @@
           <w:lang w:val="en-NG"/>
         </w:rPr>
         <w:lastRenderedPageBreak/>
-        <w:t xml:space="preserve">3.2 Analysis </w:t>
-      </w:r>
-      <w:proofErr w:type="gramStart"/>
-      <w:r>
-        <w:rPr>
-          <w:rFonts w:ascii="Times New Roman" w:hAnsi="Times New Roman" w:cs="Times New Roman"/>
-          <w:sz w:val="26"/>
-          <w:szCs w:val="26"/>
-          <w:lang w:val="en-NG"/>
-        </w:rPr>
-        <w:t>Of</w:t>
-      </w:r>
-      <w:proofErr w:type="gramEnd"/>
-      <w:r>
-        <w:rPr>
-          <w:rFonts w:ascii="Times New Roman" w:hAnsi="Times New Roman" w:cs="Times New Roman"/>
-          <w:sz w:val="26"/>
-          <w:szCs w:val="26"/>
-          <w:lang w:val="en-NG"/>
-        </w:rPr>
-        <w:t xml:space="preserve"> </w:t>
-      </w:r>
-      <w:proofErr w:type="gramStart"/>
-      <w:r>
-        <w:rPr>
-          <w:rFonts w:ascii="Times New Roman" w:hAnsi="Times New Roman" w:cs="Times New Roman"/>
-          <w:sz w:val="26"/>
-          <w:szCs w:val="26"/>
-          <w:lang w:val="en-NG"/>
-        </w:rPr>
-        <w:t>The</w:t>
-      </w:r>
-      <w:proofErr w:type="gramEnd"/>
-      <w:r>
-        <w:rPr>
-          <w:rFonts w:ascii="Times New Roman" w:hAnsi="Times New Roman" w:cs="Times New Roman"/>
-          <w:sz w:val="26"/>
-          <w:szCs w:val="26"/>
-          <w:lang w:val="en-NG"/>
-        </w:rPr>
-        <w:t xml:space="preserve"> Proposed System</w:t>
-      </w:r>
-    </w:p>
-    <w:p>
-      <w:pPr>
-        <w:spacing w:line="360" w:lineRule="auto"/>
-        <w:jc w:val="both"/>
-        <w:rPr>
-          <w:rFonts w:ascii="Times New Roman" w:hAnsi="Times New Roman" w:cs="Times New Roman"/>
-          <w:sz w:val="26"/>
-          <w:szCs w:val="26"/>
-          <w:lang w:val="en-NG"/>
-        </w:rPr>
-      </w:pPr>
-      <w:r>
-        <w:rPr>
-          <w:rFonts w:ascii="Times New Roman" w:hAnsi="Times New Roman" w:cs="Times New Roman"/>
-          <w:sz w:val="26"/>
-          <w:szCs w:val="26"/>
-          <w:lang w:val="en-NG"/>
-        </w:rPr>
-        <w:t xml:space="preserve">3.2.1 Justification </w:t>
-      </w:r>
-      <w:proofErr w:type="gramStart"/>
-      <w:r>
-        <w:rPr>
-          <w:rFonts w:ascii="Times New Roman" w:hAnsi="Times New Roman" w:cs="Times New Roman"/>
-          <w:sz w:val="26"/>
-          <w:szCs w:val="26"/>
-          <w:lang w:val="en-NG"/>
-        </w:rPr>
-        <w:t>Of</w:t>
-      </w:r>
-      <w:proofErr w:type="gramEnd"/>
-      <w:r>
-        <w:rPr>
-          <w:rFonts w:ascii="Times New Roman" w:hAnsi="Times New Roman" w:cs="Times New Roman"/>
-          <w:sz w:val="26"/>
-          <w:szCs w:val="26"/>
-          <w:lang w:val="en-NG"/>
-        </w:rPr>
-        <w:t xml:space="preserve"> </w:t>
-      </w:r>
-      <w:proofErr w:type="gramStart"/>
-      <w:r>
-        <w:rPr>
-          <w:rFonts w:ascii="Times New Roman" w:hAnsi="Times New Roman" w:cs="Times New Roman"/>
-          <w:sz w:val="26"/>
-          <w:szCs w:val="26"/>
-          <w:lang w:val="en-NG"/>
-        </w:rPr>
-        <w:t>The</w:t>
-      </w:r>
-      <w:proofErr w:type="gramEnd"/>
-      <w:r>
-        <w:rPr>
-          <w:rFonts w:ascii="Times New Roman" w:hAnsi="Times New Roman" w:cs="Times New Roman"/>
-          <w:sz w:val="26"/>
-          <w:szCs w:val="26"/>
-          <w:lang w:val="en-NG"/>
-        </w:rPr>
-        <w:t xml:space="preserve"> Proposed System</w:t>
-      </w:r>
-    </w:p>
-    <w:p>
-      <w:pPr>
-        <w:spacing w:line="360" w:lineRule="auto"/>
-        <w:jc w:val="both"/>
-        <w:rPr>
-          <w:rFonts w:ascii="Times New Roman" w:hAnsi="Times New Roman" w:cs="Times New Roman"/>
-          <w:sz w:val="26"/>
-          <w:szCs w:val="26"/>
-          <w:lang w:val="en-NG"/>
-        </w:rPr>
-      </w:pPr>
-      <w:r>
-        <w:rPr>
-          <w:rFonts w:ascii="Times New Roman" w:hAnsi="Times New Roman" w:cs="Times New Roman"/>
-          <w:sz w:val="26"/>
-          <w:szCs w:val="26"/>
-          <w:lang w:val="en-NG"/>
-        </w:rPr>
-        <w:t xml:space="preserve">3.3 Method Adopted </w:t>
-      </w:r>
-      <w:proofErr w:type="gramStart"/>
-      <w:r>
-        <w:rPr>
-          <w:rFonts w:ascii="Times New Roman" w:hAnsi="Times New Roman" w:cs="Times New Roman"/>
-          <w:sz w:val="26"/>
-          <w:szCs w:val="26"/>
-          <w:lang w:val="en-NG"/>
-        </w:rPr>
-        <w:t>In</w:t>
-      </w:r>
-      <w:proofErr w:type="gramEnd"/>
-      <w:r>
-        <w:rPr>
-          <w:rFonts w:ascii="Times New Roman" w:hAnsi="Times New Roman" w:cs="Times New Roman"/>
-          <w:sz w:val="26"/>
-          <w:szCs w:val="26"/>
-          <w:lang w:val="en-NG"/>
-        </w:rPr>
-        <w:t xml:space="preserve"> </w:t>
-      </w:r>
-      <w:proofErr w:type="gramStart"/>
-      <w:r>
-        <w:rPr>
-          <w:rFonts w:ascii="Times New Roman" w:hAnsi="Times New Roman" w:cs="Times New Roman"/>
-          <w:sz w:val="26"/>
-          <w:szCs w:val="26"/>
-          <w:lang w:val="en-NG"/>
-        </w:rPr>
-        <w:t>The</w:t>
-      </w:r>
-      <w:proofErr w:type="gramEnd"/>
-      <w:r>
-        <w:rPr>
-          <w:rFonts w:ascii="Times New Roman" w:hAnsi="Times New Roman" w:cs="Times New Roman"/>
-          <w:sz w:val="26"/>
-          <w:szCs w:val="26"/>
-          <w:lang w:val="en-NG"/>
-        </w:rPr>
-        <w:t xml:space="preserve"> Study</w:t>
+        <w:t>3.2 Analysis Of The Proposed System</w:t>
+      </w:r>
+    </w:p>
+    <w:p>
+      <w:pPr>
+        <w:spacing w:line="360" w:lineRule="auto"/>
+        <w:jc w:val="both"/>
+        <w:rPr>
+          <w:rFonts w:ascii="Times New Roman" w:hAnsi="Times New Roman" w:cs="Times New Roman"/>
+          <w:sz w:val="26"/>
+          <w:szCs w:val="26"/>
+          <w:lang w:val="en-NG"/>
+        </w:rPr>
+      </w:pPr>
+      <w:r>
+        <w:rPr>
+          <w:rFonts w:ascii="Times New Roman" w:hAnsi="Times New Roman" w:cs="Times New Roman"/>
+          <w:sz w:val="26"/>
+          <w:szCs w:val="26"/>
+          <w:lang w:val="en-NG"/>
+        </w:rPr>
+        <w:t>3.2.1 Justification Of The Proposed System</w:t>
+      </w:r>
+    </w:p>
+    <w:p>
+      <w:pPr>
+        <w:spacing w:line="360" w:lineRule="auto"/>
+        <w:jc w:val="both"/>
+        <w:rPr>
+          <w:rFonts w:ascii="Times New Roman" w:hAnsi="Times New Roman" w:cs="Times New Roman"/>
+          <w:sz w:val="26"/>
+          <w:szCs w:val="26"/>
+          <w:lang w:val="en-NG"/>
+        </w:rPr>
+      </w:pPr>
+      <w:r>
+        <w:rPr>
+          <w:rFonts w:ascii="Times New Roman" w:hAnsi="Times New Roman" w:cs="Times New Roman"/>
+          <w:sz w:val="26"/>
+          <w:szCs w:val="26"/>
+          <w:lang w:val="en-NG"/>
+        </w:rPr>
+        <w:t>3.3 Method Adopted In The Study</w:t>
       </w:r>
     </w:p>
     <w:p>
@@ -4094,47 +3543,7 @@
           <w:szCs w:val="26"/>
           <w:lang w:val="en-NG"/>
         </w:rPr>
-        <w:t xml:space="preserve">3.4.1 Architecture </w:t>
-      </w:r>
-      <w:proofErr w:type="gramStart"/>
-      <w:r>
-        <w:rPr>
-          <w:rFonts w:ascii="Times New Roman" w:hAnsi="Times New Roman" w:cs="Times New Roman"/>
-          <w:sz w:val="26"/>
-          <w:szCs w:val="26"/>
-          <w:lang w:val="en-NG"/>
-        </w:rPr>
-        <w:t>Of</w:t>
-      </w:r>
-      <w:proofErr w:type="gramEnd"/>
-      <w:r>
-        <w:rPr>
-          <w:rFonts w:ascii="Times New Roman" w:hAnsi="Times New Roman" w:cs="Times New Roman"/>
-          <w:sz w:val="26"/>
-          <w:szCs w:val="26"/>
-          <w:lang w:val="en-NG"/>
-        </w:rPr>
-        <w:t xml:space="preserve"> </w:t>
-      </w:r>
-      <w:proofErr w:type="gramStart"/>
-      <w:r>
-        <w:rPr>
-          <w:rFonts w:ascii="Times New Roman" w:hAnsi="Times New Roman" w:cs="Times New Roman"/>
-          <w:sz w:val="26"/>
-          <w:szCs w:val="26"/>
-          <w:lang w:val="en-NG"/>
-        </w:rPr>
-        <w:t>The</w:t>
-      </w:r>
-      <w:proofErr w:type="gramEnd"/>
-      <w:r>
-        <w:rPr>
-          <w:rFonts w:ascii="Times New Roman" w:hAnsi="Times New Roman" w:cs="Times New Roman"/>
-          <w:sz w:val="26"/>
-          <w:szCs w:val="26"/>
-          <w:lang w:val="en-NG"/>
-        </w:rPr>
-        <w:t xml:space="preserve"> Proposed System</w:t>
+        <w:t>3.4.1 Architecture Of The Proposed System</w:t>
       </w:r>
     </w:p>
     <w:p>
@@ -4197,47 +3606,7 @@
           <w:szCs w:val="26"/>
           <w:lang w:val="en-NG"/>
         </w:rPr>
-        <w:t xml:space="preserve">3.5 Database Design </w:t>
-      </w:r>
-      <w:proofErr w:type="gramStart"/>
-      <w:r>
-        <w:rPr>
-          <w:rFonts w:ascii="Times New Roman" w:hAnsi="Times New Roman" w:cs="Times New Roman"/>
-          <w:sz w:val="26"/>
-          <w:szCs w:val="26"/>
-          <w:lang w:val="en-NG"/>
-        </w:rPr>
-        <w:t>Of</w:t>
-      </w:r>
-      <w:proofErr w:type="gramEnd"/>
-      <w:r>
-        <w:rPr>
-          <w:rFonts w:ascii="Times New Roman" w:hAnsi="Times New Roman" w:cs="Times New Roman"/>
-          <w:sz w:val="26"/>
-          <w:szCs w:val="26"/>
-          <w:lang w:val="en-NG"/>
-        </w:rPr>
-        <w:t xml:space="preserve"> </w:t>
-      </w:r>
-      <w:proofErr w:type="gramStart"/>
-      <w:r>
-        <w:rPr>
-          <w:rFonts w:ascii="Times New Roman" w:hAnsi="Times New Roman" w:cs="Times New Roman"/>
-          <w:sz w:val="26"/>
-          <w:szCs w:val="26"/>
-          <w:lang w:val="en-NG"/>
-        </w:rPr>
-        <w:t>The</w:t>
-      </w:r>
-      <w:proofErr w:type="gramEnd"/>
-      <w:r>
-        <w:rPr>
-          <w:rFonts w:ascii="Times New Roman" w:hAnsi="Times New Roman" w:cs="Times New Roman"/>
-          <w:sz w:val="26"/>
-          <w:szCs w:val="26"/>
-          <w:lang w:val="en-NG"/>
-        </w:rPr>
-        <w:t xml:space="preserve"> Proposed System</w:t>
+        <w:t>3.5 Database Design Of The Proposed System</w:t>
       </w:r>
     </w:p>
     <w:p>
@@ -4342,27 +3711,7 @@
           <w:szCs w:val="26"/>
           <w:lang w:val="en-NG"/>
         </w:rPr>
-        <w:t xml:space="preserve">3.6 Summary </w:t>
-      </w:r>
-      <w:proofErr w:type="gramStart"/>
-      <w:r>
-        <w:rPr>
-          <w:rFonts w:ascii="Times New Roman" w:hAnsi="Times New Roman" w:cs="Times New Roman"/>
-          <w:sz w:val="26"/>
-          <w:szCs w:val="26"/>
-          <w:lang w:val="en-NG"/>
-        </w:rPr>
-        <w:t>Of</w:t>
-      </w:r>
-      <w:proofErr w:type="gramEnd"/>
-      <w:r>
-        <w:rPr>
-          <w:rFonts w:ascii="Times New Roman" w:hAnsi="Times New Roman" w:cs="Times New Roman"/>
-          <w:sz w:val="26"/>
-          <w:szCs w:val="26"/>
-          <w:lang w:val="en-NG"/>
-        </w:rPr>
-        <w:t xml:space="preserve"> Chapter Three</w:t>
+        <w:t>3.6 Summary Of Chapter Three</w:t>
       </w:r>
     </w:p>
     <w:p>
@@ -4408,27 +3757,7 @@
           <w:szCs w:val="26"/>
           <w:lang w:val="en-NG"/>
         </w:rPr>
-        <w:t xml:space="preserve">4.1 Choice </w:t>
-      </w:r>
-      <w:proofErr w:type="gramStart"/>
-      <w:r>
-        <w:rPr>
-          <w:rFonts w:ascii="Times New Roman" w:hAnsi="Times New Roman" w:cs="Times New Roman"/>
-          <w:sz w:val="26"/>
-          <w:szCs w:val="26"/>
-          <w:lang w:val="en-NG"/>
-        </w:rPr>
-        <w:t>Of</w:t>
-      </w:r>
-      <w:proofErr w:type="gramEnd"/>
-      <w:r>
-        <w:rPr>
-          <w:rFonts w:ascii="Times New Roman" w:hAnsi="Times New Roman" w:cs="Times New Roman"/>
-          <w:sz w:val="26"/>
-          <w:szCs w:val="26"/>
-          <w:lang w:val="en-NG"/>
-        </w:rPr>
-        <w:t xml:space="preserve"> Implementation Platform</w:t>
+        <w:t>4.1 Choice Of Implementation Platform</w:t>
       </w:r>
     </w:p>
     <w:p>
@@ -4534,27 +3863,7 @@
           <w:szCs w:val="26"/>
           <w:lang w:val="en-NG"/>
         </w:rPr>
-        <w:t xml:space="preserve">4.1.5 Justification </w:t>
-      </w:r>
-      <w:proofErr w:type="gramStart"/>
-      <w:r>
-        <w:rPr>
-          <w:rFonts w:ascii="Times New Roman" w:hAnsi="Times New Roman" w:cs="Times New Roman"/>
-          <w:sz w:val="26"/>
-          <w:szCs w:val="26"/>
-          <w:lang w:val="en-NG"/>
-        </w:rPr>
-        <w:t>Of</w:t>
-      </w:r>
-      <w:proofErr w:type="gramEnd"/>
-      <w:r>
-        <w:rPr>
-          <w:rFonts w:ascii="Times New Roman" w:hAnsi="Times New Roman" w:cs="Times New Roman"/>
-          <w:sz w:val="26"/>
-          <w:szCs w:val="26"/>
-          <w:lang w:val="en-NG"/>
-        </w:rPr>
-        <w:t xml:space="preserve"> Implementation Platform</w:t>
+        <w:t>4.1.5 Justification Of Implementation Platform</w:t>
       </w:r>
     </w:p>
     <w:p>
@@ -4596,68 +3905,28 @@
           <w:szCs w:val="26"/>
           <w:lang w:val="en-NG"/>
         </w:rPr>
-        <w:t xml:space="preserve">4.2.1 Student </w:t>
-      </w:r>
-      <w:proofErr w:type="gramStart"/>
-      <w:r>
-        <w:rPr>
-          <w:rFonts w:ascii="Times New Roman" w:hAnsi="Times New Roman" w:cs="Times New Roman"/>
-          <w:sz w:val="26"/>
-          <w:szCs w:val="26"/>
-          <w:lang w:val="en-NG"/>
-        </w:rPr>
-        <w:t>And</w:t>
-      </w:r>
-      <w:proofErr w:type="gramEnd"/>
-      <w:r>
-        <w:rPr>
-          <w:rFonts w:ascii="Times New Roman" w:hAnsi="Times New Roman" w:cs="Times New Roman"/>
-          <w:sz w:val="26"/>
-          <w:szCs w:val="26"/>
-          <w:lang w:val="en-NG"/>
-        </w:rPr>
-        <w:t xml:space="preserve"> User Management</w:t>
-      </w:r>
-    </w:p>
-    <w:p>
-      <w:pPr>
-        <w:spacing w:line="360" w:lineRule="auto"/>
-        <w:jc w:val="both"/>
-        <w:rPr>
-          <w:rFonts w:ascii="Times New Roman" w:hAnsi="Times New Roman" w:cs="Times New Roman"/>
-          <w:sz w:val="26"/>
-          <w:szCs w:val="26"/>
-          <w:lang w:val="en-NG"/>
-        </w:rPr>
-      </w:pPr>
-      <w:r>
-        <w:rPr>
-          <w:rFonts w:ascii="Times New Roman" w:hAnsi="Times New Roman" w:cs="Times New Roman"/>
-          <w:sz w:val="26"/>
-          <w:szCs w:val="26"/>
-          <w:lang w:val="en-NG"/>
-        </w:rPr>
-        <w:t xml:space="preserve">4.2.2 Hostel </w:t>
-      </w:r>
-      <w:proofErr w:type="gramStart"/>
-      <w:r>
-        <w:rPr>
-          <w:rFonts w:ascii="Times New Roman" w:hAnsi="Times New Roman" w:cs="Times New Roman"/>
-          <w:sz w:val="26"/>
-          <w:szCs w:val="26"/>
-          <w:lang w:val="en-NG"/>
-        </w:rPr>
-        <w:t>And</w:t>
-      </w:r>
-      <w:proofErr w:type="gramEnd"/>
-      <w:r>
-        <w:rPr>
-          <w:rFonts w:ascii="Times New Roman" w:hAnsi="Times New Roman" w:cs="Times New Roman"/>
-          <w:sz w:val="26"/>
-          <w:szCs w:val="26"/>
-          <w:lang w:val="en-NG"/>
-        </w:rPr>
-        <w:t xml:space="preserve"> Room Management</w:t>
+        <w:t>4.2.1 Student And User Management</w:t>
+      </w:r>
+    </w:p>
+    <w:p>
+      <w:pPr>
+        <w:spacing w:line="360" w:lineRule="auto"/>
+        <w:jc w:val="both"/>
+        <w:rPr>
+          <w:rFonts w:ascii="Times New Roman" w:hAnsi="Times New Roman" w:cs="Times New Roman"/>
+          <w:sz w:val="26"/>
+          <w:szCs w:val="26"/>
+          <w:lang w:val="en-NG"/>
+        </w:rPr>
+      </w:pPr>
+      <w:r>
+        <w:rPr>
+          <w:rFonts w:ascii="Times New Roman" w:hAnsi="Times New Roman" w:cs="Times New Roman"/>
+          <w:sz w:val="26"/>
+          <w:szCs w:val="26"/>
+          <w:lang w:val="en-NG"/>
+        </w:rPr>
+        <w:t>4.2.2 Hostel And Room Management</w:t>
       </w:r>
     </w:p>
     <w:p>
@@ -4804,27 +4073,7 @@
           <w:szCs w:val="26"/>
           <w:lang w:val="en-NG"/>
         </w:rPr>
-        <w:t xml:space="preserve">4.5 Discussion </w:t>
-      </w:r>
-      <w:proofErr w:type="gramStart"/>
-      <w:r>
-        <w:rPr>
-          <w:rFonts w:ascii="Times New Roman" w:hAnsi="Times New Roman" w:cs="Times New Roman"/>
-          <w:sz w:val="26"/>
-          <w:szCs w:val="26"/>
-          <w:lang w:val="en-NG"/>
-        </w:rPr>
-        <w:t>Of</w:t>
-      </w:r>
-      <w:proofErr w:type="gramEnd"/>
-      <w:r>
-        <w:rPr>
-          <w:rFonts w:ascii="Times New Roman" w:hAnsi="Times New Roman" w:cs="Times New Roman"/>
-          <w:sz w:val="26"/>
-          <w:szCs w:val="26"/>
-          <w:lang w:val="en-NG"/>
-        </w:rPr>
-        <w:t xml:space="preserve"> Results</w:t>
+        <w:t>4.5 Discussion Of Results</w:t>
       </w:r>
     </w:p>
     <w:p>
@@ -4866,27 +4115,7 @@
           <w:szCs w:val="26"/>
           <w:lang w:val="en-NG"/>
         </w:rPr>
-        <w:t xml:space="preserve">4.7 System Setup </w:t>
-      </w:r>
-      <w:proofErr w:type="gramStart"/>
-      <w:r>
-        <w:rPr>
-          <w:rFonts w:ascii="Times New Roman" w:hAnsi="Times New Roman" w:cs="Times New Roman"/>
-          <w:sz w:val="26"/>
-          <w:szCs w:val="26"/>
-          <w:lang w:val="en-NG"/>
-        </w:rPr>
-        <w:t>And</w:t>
-      </w:r>
-      <w:proofErr w:type="gramEnd"/>
-      <w:r>
-        <w:rPr>
-          <w:rFonts w:ascii="Times New Roman" w:hAnsi="Times New Roman" w:cs="Times New Roman"/>
-          <w:sz w:val="26"/>
-          <w:szCs w:val="26"/>
-          <w:lang w:val="en-NG"/>
-        </w:rPr>
-        <w:t xml:space="preserve"> User Manual</w:t>
+        <w:t>4.7 System Setup And User Manual</w:t>
       </w:r>
     </w:p>
     <w:p>
@@ -5080,27 +4309,7 @@
           <w:szCs w:val="26"/>
           <w:lang w:val="en-NG"/>
         </w:rPr>
-        <w:t xml:space="preserve">5.4 Suggestions </w:t>
-      </w:r>
-      <w:proofErr w:type="gramStart"/>
-      <w:r>
-        <w:rPr>
-          <w:rFonts w:ascii="Times New Roman" w:hAnsi="Times New Roman" w:cs="Times New Roman"/>
-          <w:sz w:val="26"/>
-          <w:szCs w:val="26"/>
-          <w:lang w:val="en-NG"/>
-        </w:rPr>
-        <w:t>For</w:t>
-      </w:r>
-      <w:proofErr w:type="gramEnd"/>
-      <w:r>
-        <w:rPr>
-          <w:rFonts w:ascii="Times New Roman" w:hAnsi="Times New Roman" w:cs="Times New Roman"/>
-          <w:sz w:val="26"/>
-          <w:szCs w:val="26"/>
-          <w:lang w:val="en-NG"/>
-        </w:rPr>
-        <w:t xml:space="preserve"> Future Studies</w:t>
+        <w:t>5.4 Suggestions For Future Studies</w:t>
       </w:r>
     </w:p>
     <w:p>
@@ -5469,68 +4678,28 @@
           <w:szCs w:val="26"/>
           <w:lang w:val="en-NG"/>
         </w:rPr>
-        <w:t xml:space="preserve">Table 3.1 — Constraints Of </w:t>
-      </w:r>
-      <w:proofErr w:type="gramStart"/>
-      <w:r>
-        <w:rPr>
-          <w:rFonts w:ascii="Times New Roman" w:hAnsi="Times New Roman" w:cs="Times New Roman"/>
-          <w:sz w:val="26"/>
-          <w:szCs w:val="26"/>
-          <w:lang w:val="en-NG"/>
-        </w:rPr>
-        <w:t>The</w:t>
-      </w:r>
-      <w:proofErr w:type="gramEnd"/>
-      <w:r>
-        <w:rPr>
-          <w:rFonts w:ascii="Times New Roman" w:hAnsi="Times New Roman" w:cs="Times New Roman"/>
-          <w:sz w:val="26"/>
-          <w:szCs w:val="26"/>
-          <w:lang w:val="en-NG"/>
-        </w:rPr>
-        <w:t xml:space="preserve"> Existing System</w:t>
-      </w:r>
-    </w:p>
-    <w:p>
-      <w:pPr>
-        <w:spacing w:line="360" w:lineRule="auto"/>
-        <w:jc w:val="both"/>
-        <w:rPr>
-          <w:rFonts w:ascii="Times New Roman" w:hAnsi="Times New Roman" w:cs="Times New Roman"/>
-          <w:sz w:val="26"/>
-          <w:szCs w:val="26"/>
-          <w:lang w:val="en-NG"/>
-        </w:rPr>
-      </w:pPr>
-      <w:r>
-        <w:rPr>
-          <w:rFonts w:ascii="Times New Roman" w:hAnsi="Times New Roman" w:cs="Times New Roman"/>
-          <w:sz w:val="26"/>
-          <w:szCs w:val="26"/>
-          <w:lang w:val="en-NG"/>
-        </w:rPr>
-        <w:t xml:space="preserve">Table 3.2 — Justification Of </w:t>
-      </w:r>
-      <w:proofErr w:type="gramStart"/>
-      <w:r>
-        <w:rPr>
-          <w:rFonts w:ascii="Times New Roman" w:hAnsi="Times New Roman" w:cs="Times New Roman"/>
-          <w:sz w:val="26"/>
-          <w:szCs w:val="26"/>
-          <w:lang w:val="en-NG"/>
-        </w:rPr>
-        <w:t>The</w:t>
-      </w:r>
-      <w:proofErr w:type="gramEnd"/>
-      <w:r>
-        <w:rPr>
-          <w:rFonts w:ascii="Times New Roman" w:hAnsi="Times New Roman" w:cs="Times New Roman"/>
-          <w:sz w:val="26"/>
-          <w:szCs w:val="26"/>
-          <w:lang w:val="en-NG"/>
-        </w:rPr>
-        <w:t xml:space="preserve"> Proposed System</w:t>
+        <w:t>Table 3.1 — Constraints Of The Existing System</w:t>
+      </w:r>
+    </w:p>
+    <w:p>
+      <w:pPr>
+        <w:spacing w:line="360" w:lineRule="auto"/>
+        <w:jc w:val="both"/>
+        <w:rPr>
+          <w:rFonts w:ascii="Times New Roman" w:hAnsi="Times New Roman" w:cs="Times New Roman"/>
+          <w:sz w:val="26"/>
+          <w:szCs w:val="26"/>
+          <w:lang w:val="en-NG"/>
+        </w:rPr>
+      </w:pPr>
+      <w:r>
+        <w:rPr>
+          <w:rFonts w:ascii="Times New Roman" w:hAnsi="Times New Roman" w:cs="Times New Roman"/>
+          <w:sz w:val="26"/>
+          <w:szCs w:val="26"/>
+          <w:lang w:val="en-NG"/>
+        </w:rPr>
+        <w:t>Table 3.2 — Justification Of The Proposed System</w:t>
       </w:r>
     </w:p>
     <w:p>
@@ -5823,27 +4992,7 @@
           <w:szCs w:val="26"/>
           <w:lang w:val="en-NG"/>
         </w:rPr>
-        <w:t xml:space="preserve">Table 4.1 — System Test Cases </w:t>
-      </w:r>
-      <w:proofErr w:type="gramStart"/>
-      <w:r>
-        <w:rPr>
-          <w:rFonts w:ascii="Times New Roman" w:hAnsi="Times New Roman" w:cs="Times New Roman"/>
-          <w:sz w:val="26"/>
-          <w:szCs w:val="26"/>
-          <w:lang w:val="en-NG"/>
-        </w:rPr>
-        <w:t>And</w:t>
-      </w:r>
-      <w:proofErr w:type="gramEnd"/>
-      <w:r>
-        <w:rPr>
-          <w:rFonts w:ascii="Times New Roman" w:hAnsi="Times New Roman" w:cs="Times New Roman"/>
-          <w:sz w:val="26"/>
-          <w:szCs w:val="26"/>
-          <w:lang w:val="en-NG"/>
-        </w:rPr>
-        <w:t xml:space="preserve"> Results</w:t>
+        <w:t>Table 4.1 — System Test Cases And Results</w:t>
       </w:r>
     </w:p>
     <w:p>
@@ -6108,27 +5257,7 @@
           <w:szCs w:val="26"/>
           <w:lang w:val="en-NG"/>
         </w:rPr>
-        <w:t xml:space="preserve">Figure B.4 — Hostel, Building </w:t>
-      </w:r>
-      <w:proofErr w:type="gramStart"/>
-      <w:r>
-        <w:rPr>
-          <w:rFonts w:ascii="Times New Roman" w:hAnsi="Times New Roman" w:cs="Times New Roman"/>
-          <w:sz w:val="26"/>
-          <w:szCs w:val="26"/>
-          <w:lang w:val="en-NG"/>
-        </w:rPr>
-        <w:t>And</w:t>
-      </w:r>
-      <w:proofErr w:type="gramEnd"/>
-      <w:r>
-        <w:rPr>
-          <w:rFonts w:ascii="Times New Roman" w:hAnsi="Times New Roman" w:cs="Times New Roman"/>
-          <w:sz w:val="26"/>
-          <w:szCs w:val="26"/>
-          <w:lang w:val="en-NG"/>
-        </w:rPr>
-        <w:t xml:space="preserve"> Room Management Interface</w:t>
+        <w:t>Figure B.4 — Hostel, Building And Room Management Interface</w:t>
       </w:r>
     </w:p>
     <w:p>
@@ -6833,88 +5962,29 @@
           <w:szCs w:val="26"/>
           <w:lang w:val="en-NG"/>
         </w:rPr>
-        <w:t xml:space="preserve">1.1 Background </w:t>
-      </w:r>
-      <w:proofErr w:type="gramStart"/>
-      <w:r>
-        <w:rPr>
-          <w:rFonts w:ascii="Times New Roman" w:hAnsi="Times New Roman" w:cs="Times New Roman"/>
-          <w:b/>
-          <w:bCs/>
-          <w:sz w:val="26"/>
-          <w:szCs w:val="26"/>
-          <w:lang w:val="en-NG"/>
-        </w:rPr>
-        <w:t>To</w:t>
-      </w:r>
-      <w:proofErr w:type="gramEnd"/>
-      <w:r>
-        <w:rPr>
-          <w:rFonts w:ascii="Times New Roman" w:hAnsi="Times New Roman" w:cs="Times New Roman"/>
-          <w:b/>
-          <w:bCs/>
-          <w:sz w:val="26"/>
-          <w:szCs w:val="26"/>
-          <w:lang w:val="en-NG"/>
-        </w:rPr>
-        <w:t xml:space="preserve"> </w:t>
-      </w:r>
-      <w:proofErr w:type="gramStart"/>
-      <w:r>
-        <w:rPr>
-          <w:rFonts w:ascii="Times New Roman" w:hAnsi="Times New Roman" w:cs="Times New Roman"/>
-          <w:b/>
-          <w:bCs/>
-          <w:sz w:val="26"/>
-          <w:szCs w:val="26"/>
-          <w:lang w:val="en-NG"/>
-        </w:rPr>
-        <w:t>The</w:t>
-      </w:r>
-      <w:proofErr w:type="gramEnd"/>
-      <w:r>
-        <w:rPr>
-          <w:rFonts w:ascii="Times New Roman" w:hAnsi="Times New Roman" w:cs="Times New Roman"/>
-          <w:b/>
-          <w:bCs/>
-          <w:sz w:val="26"/>
-          <w:szCs w:val="26"/>
-          <w:lang w:val="en-NG"/>
-        </w:rPr>
-        <w:t xml:space="preserve"> Study</w:t>
-      </w:r>
-    </w:p>
-    <w:p>
-      <w:pPr>
-        <w:spacing w:line="360" w:lineRule="auto"/>
-        <w:jc w:val="both"/>
-        <w:rPr>
-          <w:rFonts w:ascii="Times New Roman" w:hAnsi="Times New Roman" w:cs="Times New Roman"/>
-          <w:sz w:val="26"/>
-          <w:szCs w:val="26"/>
-          <w:lang w:val="en-NG"/>
-        </w:rPr>
-      </w:pPr>
-      <w:r>
-        <w:rPr>
-          <w:rFonts w:ascii="Times New Roman" w:hAnsi="Times New Roman" w:cs="Times New Roman"/>
-          <w:sz w:val="26"/>
-          <w:szCs w:val="26"/>
-          <w:lang w:val="en-NG"/>
-        </w:rPr>
-        <w:t xml:space="preserve">Moving to college is a major transition, especially for students leaving home for hostels. </w:t>
-      </w:r>
-      <w:proofErr w:type="gramStart"/>
-      <w:r>
-        <w:rPr>
-          <w:rFonts w:ascii="Times New Roman" w:hAnsi="Times New Roman" w:cs="Times New Roman"/>
-          <w:sz w:val="26"/>
-          <w:szCs w:val="26"/>
-          <w:lang w:val="en-NG"/>
-        </w:rPr>
-        <w:t>Well</w:t>
-      </w:r>
-      <w:proofErr w:type="gramEnd"/>
+        <w:t>1.1 Background To The Study</w:t>
+      </w:r>
+    </w:p>
+    <w:p>
+      <w:pPr>
+        <w:spacing w:line="360" w:lineRule="auto"/>
+        <w:jc w:val="both"/>
+        <w:rPr>
+          <w:rFonts w:ascii="Times New Roman" w:hAnsi="Times New Roman" w:cs="Times New Roman"/>
+          <w:sz w:val="26"/>
+          <w:szCs w:val="26"/>
+          <w:lang w:val="en-NG"/>
+        </w:rPr>
+      </w:pPr>
+      <w:r>
+        <w:rPr>
+          <w:rFonts w:ascii="Times New Roman" w:hAnsi="Times New Roman" w:cs="Times New Roman"/>
+          <w:sz w:val="26"/>
+          <w:szCs w:val="26"/>
+          <w:lang w:val="en-NG"/>
+        </w:rPr>
+        <w:t>Moving to college is a major transition, especially for students leaving home for hostels. Well</w:t>
+      </w:r>
       <w:r>
         <w:rPr>
           <w:rFonts w:ascii="Times New Roman" w:hAnsi="Times New Roman" w:cs="Times New Roman"/>
@@ -7251,55 +6321,7 @@
           <w:szCs w:val="26"/>
           <w:lang w:val="en-NG"/>
         </w:rPr>
-        <w:t xml:space="preserve">1.2 Statement </w:t>
-      </w:r>
-      <w:proofErr w:type="gramStart"/>
-      <w:r>
-        <w:rPr>
-          <w:rFonts w:ascii="Times New Roman" w:hAnsi="Times New Roman" w:cs="Times New Roman"/>
-          <w:b/>
-          <w:bCs/>
-          <w:sz w:val="26"/>
-          <w:szCs w:val="26"/>
-          <w:lang w:val="en-NG"/>
-        </w:rPr>
-        <w:t>Of</w:t>
-      </w:r>
-      <w:proofErr w:type="gramEnd"/>
-      <w:r>
-        <w:rPr>
-          <w:rFonts w:ascii="Times New Roman" w:hAnsi="Times New Roman" w:cs="Times New Roman"/>
-          <w:b/>
-          <w:bCs/>
-          <w:sz w:val="26"/>
-          <w:szCs w:val="26"/>
-          <w:lang w:val="en-NG"/>
-        </w:rPr>
-        <w:t xml:space="preserve"> </w:t>
-      </w:r>
-      <w:proofErr w:type="gramStart"/>
-      <w:r>
-        <w:rPr>
-          <w:rFonts w:ascii="Times New Roman" w:hAnsi="Times New Roman" w:cs="Times New Roman"/>
-          <w:b/>
-          <w:bCs/>
-          <w:sz w:val="26"/>
-          <w:szCs w:val="26"/>
-          <w:lang w:val="en-NG"/>
-        </w:rPr>
-        <w:t>The</w:t>
-      </w:r>
-      <w:proofErr w:type="gramEnd"/>
-      <w:r>
-        <w:rPr>
-          <w:rFonts w:ascii="Times New Roman" w:hAnsi="Times New Roman" w:cs="Times New Roman"/>
-          <w:b/>
-          <w:bCs/>
-          <w:sz w:val="26"/>
-          <w:szCs w:val="26"/>
-          <w:lang w:val="en-NG"/>
-        </w:rPr>
-        <w:t xml:space="preserve"> Problem</w:t>
+        <w:t>1.2 Statement Of The Problem</w:t>
       </w:r>
     </w:p>
     <w:p>
@@ -7442,79 +6464,7 @@
           <w:szCs w:val="26"/>
           <w:lang w:val="en-NG"/>
         </w:rPr>
-        <w:t xml:space="preserve">1.3 Aim </w:t>
-      </w:r>
-      <w:proofErr w:type="gramStart"/>
-      <w:r>
-        <w:rPr>
-          <w:rFonts w:ascii="Times New Roman" w:hAnsi="Times New Roman" w:cs="Times New Roman"/>
-          <w:b/>
-          <w:bCs/>
-          <w:sz w:val="26"/>
-          <w:szCs w:val="26"/>
-          <w:lang w:val="en-NG"/>
-        </w:rPr>
-        <w:t>And</w:t>
-      </w:r>
-      <w:proofErr w:type="gramEnd"/>
-      <w:r>
-        <w:rPr>
-          <w:rFonts w:ascii="Times New Roman" w:hAnsi="Times New Roman" w:cs="Times New Roman"/>
-          <w:b/>
-          <w:bCs/>
-          <w:sz w:val="26"/>
-          <w:szCs w:val="26"/>
-          <w:lang w:val="en-NG"/>
-        </w:rPr>
-        <w:t xml:space="preserve"> Objectives </w:t>
-      </w:r>
-      <w:proofErr w:type="gramStart"/>
-      <w:r>
-        <w:rPr>
-          <w:rFonts w:ascii="Times New Roman" w:hAnsi="Times New Roman" w:cs="Times New Roman"/>
-          <w:b/>
-          <w:bCs/>
-          <w:sz w:val="26"/>
-          <w:szCs w:val="26"/>
-          <w:lang w:val="en-NG"/>
-        </w:rPr>
-        <w:t>Of</w:t>
-      </w:r>
-      <w:proofErr w:type="gramEnd"/>
-      <w:r>
-        <w:rPr>
-          <w:rFonts w:ascii="Times New Roman" w:hAnsi="Times New Roman" w:cs="Times New Roman"/>
-          <w:b/>
-          <w:bCs/>
-          <w:sz w:val="26"/>
-          <w:szCs w:val="26"/>
-          <w:lang w:val="en-NG"/>
-        </w:rPr>
-        <w:t xml:space="preserve"> </w:t>
-      </w:r>
-      <w:proofErr w:type="gramStart"/>
-      <w:r>
-        <w:rPr>
-          <w:rFonts w:ascii="Times New Roman" w:hAnsi="Times New Roman" w:cs="Times New Roman"/>
-          <w:b/>
-          <w:bCs/>
-          <w:sz w:val="26"/>
-          <w:szCs w:val="26"/>
-          <w:lang w:val="en-NG"/>
-        </w:rPr>
-        <w:t>The</w:t>
-      </w:r>
-      <w:proofErr w:type="gramEnd"/>
-      <w:r>
-        <w:rPr>
-          <w:rFonts w:ascii="Times New Roman" w:hAnsi="Times New Roman" w:cs="Times New Roman"/>
-          <w:b/>
-          <w:bCs/>
-          <w:sz w:val="26"/>
-          <w:szCs w:val="26"/>
-          <w:lang w:val="en-NG"/>
-        </w:rPr>
-        <w:t xml:space="preserve"> Study</w:t>
+        <w:t>1.3 Aim And Objectives Of The Study</w:t>
       </w:r>
     </w:p>
     <w:p>
@@ -7891,55 +6841,7 @@
           <w:szCs w:val="26"/>
           <w:lang w:val="en-NG"/>
         </w:rPr>
-        <w:t xml:space="preserve">1.4 Significance </w:t>
-      </w:r>
-      <w:proofErr w:type="gramStart"/>
-      <w:r>
-        <w:rPr>
-          <w:rFonts w:ascii="Times New Roman" w:hAnsi="Times New Roman" w:cs="Times New Roman"/>
-          <w:b/>
-          <w:bCs/>
-          <w:sz w:val="26"/>
-          <w:szCs w:val="26"/>
-          <w:lang w:val="en-NG"/>
-        </w:rPr>
-        <w:t>Of</w:t>
-      </w:r>
-      <w:proofErr w:type="gramEnd"/>
-      <w:r>
-        <w:rPr>
-          <w:rFonts w:ascii="Times New Roman" w:hAnsi="Times New Roman" w:cs="Times New Roman"/>
-          <w:b/>
-          <w:bCs/>
-          <w:sz w:val="26"/>
-          <w:szCs w:val="26"/>
-          <w:lang w:val="en-NG"/>
-        </w:rPr>
-        <w:t xml:space="preserve"> </w:t>
-      </w:r>
-      <w:proofErr w:type="gramStart"/>
-      <w:r>
-        <w:rPr>
-          <w:rFonts w:ascii="Times New Roman" w:hAnsi="Times New Roman" w:cs="Times New Roman"/>
-          <w:b/>
-          <w:bCs/>
-          <w:sz w:val="26"/>
-          <w:szCs w:val="26"/>
-          <w:lang w:val="en-NG"/>
-        </w:rPr>
-        <w:t>The</w:t>
-      </w:r>
-      <w:proofErr w:type="gramEnd"/>
-      <w:r>
-        <w:rPr>
-          <w:rFonts w:ascii="Times New Roman" w:hAnsi="Times New Roman" w:cs="Times New Roman"/>
-          <w:b/>
-          <w:bCs/>
-          <w:sz w:val="26"/>
-          <w:szCs w:val="26"/>
-          <w:lang w:val="en-NG"/>
-        </w:rPr>
-        <w:t xml:space="preserve"> Study</w:t>
+        <w:t>1.4 Significance Of The Study</w:t>
       </w:r>
     </w:p>
     <w:p>
@@ -8050,55 +6952,7 @@
           <w:szCs w:val="26"/>
           <w:lang w:val="en-NG"/>
         </w:rPr>
-        <w:t xml:space="preserve">1.5 Scope </w:t>
-      </w:r>
-      <w:proofErr w:type="gramStart"/>
-      <w:r>
-        <w:rPr>
-          <w:rFonts w:ascii="Times New Roman" w:hAnsi="Times New Roman" w:cs="Times New Roman"/>
-          <w:b/>
-          <w:bCs/>
-          <w:sz w:val="26"/>
-          <w:szCs w:val="26"/>
-          <w:lang w:val="en-NG"/>
-        </w:rPr>
-        <w:t>Of</w:t>
-      </w:r>
-      <w:proofErr w:type="gramEnd"/>
-      <w:r>
-        <w:rPr>
-          <w:rFonts w:ascii="Times New Roman" w:hAnsi="Times New Roman" w:cs="Times New Roman"/>
-          <w:b/>
-          <w:bCs/>
-          <w:sz w:val="26"/>
-          <w:szCs w:val="26"/>
-          <w:lang w:val="en-NG"/>
-        </w:rPr>
-        <w:t xml:space="preserve"> </w:t>
-      </w:r>
-      <w:proofErr w:type="gramStart"/>
-      <w:r>
-        <w:rPr>
-          <w:rFonts w:ascii="Times New Roman" w:hAnsi="Times New Roman" w:cs="Times New Roman"/>
-          <w:b/>
-          <w:bCs/>
-          <w:sz w:val="26"/>
-          <w:szCs w:val="26"/>
-          <w:lang w:val="en-NG"/>
-        </w:rPr>
-        <w:t>The</w:t>
-      </w:r>
-      <w:proofErr w:type="gramEnd"/>
-      <w:r>
-        <w:rPr>
-          <w:rFonts w:ascii="Times New Roman" w:hAnsi="Times New Roman" w:cs="Times New Roman"/>
-          <w:b/>
-          <w:bCs/>
-          <w:sz w:val="26"/>
-          <w:szCs w:val="26"/>
-          <w:lang w:val="en-NG"/>
-        </w:rPr>
-        <w:t xml:space="preserve"> Study</w:t>
+        <w:t>1.5 Scope Of The Study</w:t>
       </w:r>
     </w:p>
     <w:p>
@@ -8230,55 +7084,7 @@
           <w:szCs w:val="26"/>
           <w:lang w:val="en-NG"/>
         </w:rPr>
-        <w:t xml:space="preserve">1.6 Limitations </w:t>
-      </w:r>
-      <w:proofErr w:type="gramStart"/>
-      <w:r>
-        <w:rPr>
-          <w:rFonts w:ascii="Times New Roman" w:hAnsi="Times New Roman" w:cs="Times New Roman"/>
-          <w:b/>
-          <w:bCs/>
-          <w:sz w:val="26"/>
-          <w:szCs w:val="26"/>
-          <w:lang w:val="en-NG"/>
-        </w:rPr>
-        <w:t>To</w:t>
-      </w:r>
-      <w:proofErr w:type="gramEnd"/>
-      <w:r>
-        <w:rPr>
-          <w:rFonts w:ascii="Times New Roman" w:hAnsi="Times New Roman" w:cs="Times New Roman"/>
-          <w:b/>
-          <w:bCs/>
-          <w:sz w:val="26"/>
-          <w:szCs w:val="26"/>
-          <w:lang w:val="en-NG"/>
-        </w:rPr>
-        <w:t xml:space="preserve"> </w:t>
-      </w:r>
-      <w:proofErr w:type="gramStart"/>
-      <w:r>
-        <w:rPr>
-          <w:rFonts w:ascii="Times New Roman" w:hAnsi="Times New Roman" w:cs="Times New Roman"/>
-          <w:b/>
-          <w:bCs/>
-          <w:sz w:val="26"/>
-          <w:szCs w:val="26"/>
-          <w:lang w:val="en-NG"/>
-        </w:rPr>
-        <w:t>The</w:t>
-      </w:r>
-      <w:proofErr w:type="gramEnd"/>
-      <w:r>
-        <w:rPr>
-          <w:rFonts w:ascii="Times New Roman" w:hAnsi="Times New Roman" w:cs="Times New Roman"/>
-          <w:b/>
-          <w:bCs/>
-          <w:sz w:val="26"/>
-          <w:szCs w:val="26"/>
-          <w:lang w:val="en-NG"/>
-        </w:rPr>
-        <w:t xml:space="preserve"> Study</w:t>
+        <w:t>1.6 Limitations To The Study</w:t>
       </w:r>
     </w:p>
     <w:p>
@@ -8389,31 +7195,7 @@
           <w:szCs w:val="26"/>
           <w:lang w:val="en-NG"/>
         </w:rPr>
-        <w:t xml:space="preserve">1.7 Definition </w:t>
-      </w:r>
-      <w:proofErr w:type="gramStart"/>
-      <w:r>
-        <w:rPr>
-          <w:rFonts w:ascii="Times New Roman" w:hAnsi="Times New Roman" w:cs="Times New Roman"/>
-          <w:b/>
-          <w:bCs/>
-          <w:sz w:val="26"/>
-          <w:szCs w:val="26"/>
-          <w:lang w:val="en-NG"/>
-        </w:rPr>
-        <w:t>Of</w:t>
-      </w:r>
-      <w:proofErr w:type="gramEnd"/>
-      <w:r>
-        <w:rPr>
-          <w:rFonts w:ascii="Times New Roman" w:hAnsi="Times New Roman" w:cs="Times New Roman"/>
-          <w:b/>
-          <w:bCs/>
-          <w:sz w:val="26"/>
-          <w:szCs w:val="26"/>
-          <w:lang w:val="en-NG"/>
-        </w:rPr>
-        <w:t xml:space="preserve"> Terms</w:t>
+        <w:t>1.7 Definition Of Terms</w:t>
       </w:r>
     </w:p>
     <w:p>
@@ -10736,25 +9518,7 @@
           <w:sz w:val="26"/>
           <w:szCs w:val="26"/>
         </w:rPr>
-        <w:t xml:space="preserve"> examined QR code technology and its applications in Nigerian education. The study explained how QR codes work, their history, and their potential </w:t>
-      </w:r>
-      <w:proofErr w:type="gramStart"/>
-      <w:r>
-        <w:rPr>
-          <w:rFonts w:ascii="Times New Roman" w:hAnsi="Times New Roman" w:cs="Times New Roman"/>
-          <w:sz w:val="26"/>
-          <w:szCs w:val="26"/>
-        </w:rPr>
-        <w:t>uses</w:t>
-      </w:r>
-      <w:proofErr w:type="gramEnd"/>
-      <w:r>
-        <w:rPr>
-          <w:rFonts w:ascii="Times New Roman" w:hAnsi="Times New Roman" w:cs="Times New Roman"/>
-          <w:sz w:val="26"/>
-          <w:szCs w:val="26"/>
-        </w:rPr>
-        <w:t xml:space="preserve"> in schools. The findings showed that QR codes are cheap, easy to implement, and effective for attendance tracking and access control. The limitation was that the study was more theoretical and did not include an actual implementation of a QR code system.</w:t>
+        <w:t> examined QR code technology and its applications in Nigerian education. The study explained how QR codes work, their history, and their potential uses in schools. The findings showed that QR codes are cheap, easy to implement, and effective for attendance tracking and access control. The limitation was that the study was more theoretical and did not include an actual implementation of a QR code system.</w:t>
       </w:r>
     </w:p>
     <w:p>
@@ -13489,6 +12253,65 @@
     <w:p>
       <w:pPr>
         <w:spacing w:line="360" w:lineRule="auto"/>
+        <w:jc w:val="center"/>
+        <w:rPr>
+          <w:rFonts w:ascii="Times New Roman" w:hAnsi="Times New Roman" w:cs="Times New Roman"/>
+          <w:b/>
+          <w:bCs/>
+          <w:sz w:val="26"/>
+          <w:szCs w:val="26"/>
+        </w:rPr>
+      </w:pPr>
+    </w:p>
+    <w:p>
+      <w:pPr>
+        <w:spacing w:line="360" w:lineRule="auto"/>
+        <w:jc w:val="center"/>
+        <w:rPr>
+          <w:rFonts w:ascii="Times New Roman" w:hAnsi="Times New Roman" w:cs="Times New Roman"/>
+          <w:b/>
+          <w:bCs/>
+          <w:sz w:val="26"/>
+          <w:szCs w:val="26"/>
+        </w:rPr>
+      </w:pPr>
+      <w:r>
+        <w:rPr>
+          <w:rFonts w:ascii="Times New Roman" w:hAnsi="Times New Roman" w:cs="Times New Roman"/>
+          <w:b/>
+          <w:bCs/>
+          <w:sz w:val="26"/>
+          <w:szCs w:val="26"/>
+          <w:lang w:val="en-NG"/>
+        </w:rPr>
+        <w:t>Table 3.1</w:t>
+      </w:r>
+      <w:r>
+        <w:rPr>
+          <w:rFonts w:ascii="Times New Roman" w:hAnsi="Times New Roman" w:cs="Times New Roman"/>
+          <w:b/>
+          <w:bCs/>
+          <w:sz w:val="26"/>
+          <w:szCs w:val="26"/>
+          <w:lang w:val="en-NG"/>
+        </w:rPr>
+        <w:t xml:space="preserve"> - </w:t>
+      </w:r>
+      <w:r>
+        <w:rPr>
+          <w:rFonts w:ascii="Times New Roman" w:hAnsi="Times New Roman" w:cs="Times New Roman"/>
+          <w:b/>
+          <w:bCs/>
+          <w:sz w:val="26"/>
+          <w:szCs w:val="26"/>
+          <w:lang w:val="en-NG"/>
+        </w:rPr>
+        <w:t>Constraints Of The Existing System</w:t>
+      </w:r>
+    </w:p>
+    <w:p>
+      <w:pPr>
+        <w:spacing w:line="360" w:lineRule="auto"/>
         <w:jc w:val="both"/>
         <w:rPr>
           <w:rFonts w:ascii="Times New Roman" w:hAnsi="Times New Roman" w:cs="Times New Roman"/>
@@ -13902,6 +12725,65 @@
     <w:p>
       <w:pPr>
         <w:spacing w:line="360" w:lineRule="auto"/>
+        <w:jc w:val="center"/>
+        <w:rPr>
+          <w:rFonts w:ascii="Times New Roman" w:hAnsi="Times New Roman" w:cs="Times New Roman"/>
+          <w:b/>
+          <w:bCs/>
+          <w:sz w:val="26"/>
+          <w:szCs w:val="26"/>
+          <w:lang w:val="en-NG"/>
+        </w:rPr>
+      </w:pPr>
+      <w:r>
+        <w:rPr>
+          <w:rFonts w:ascii="Times New Roman" w:hAnsi="Times New Roman" w:cs="Times New Roman"/>
+          <w:b/>
+          <w:bCs/>
+          <w:sz w:val="26"/>
+          <w:szCs w:val="26"/>
+          <w:lang w:val="en-NG"/>
+        </w:rPr>
+        <w:lastRenderedPageBreak/>
+        <w:t xml:space="preserve">Table 3.2 </w:t>
+      </w:r>
+      <w:r>
+        <w:rPr>
+          <w:rFonts w:ascii="Times New Roman" w:hAnsi="Times New Roman" w:cs="Times New Roman"/>
+          <w:sz w:val="26"/>
+          <w:szCs w:val="26"/>
+          <w:lang w:val="en-NG"/>
+        </w:rPr>
+        <w:t>-</w:t>
+      </w:r>
+      <w:r>
+        <w:rPr>
+          <w:rFonts w:ascii="Times New Roman" w:hAnsi="Times New Roman" w:cs="Times New Roman"/>
+          <w:b/>
+          <w:bCs/>
+          <w:sz w:val="26"/>
+          <w:szCs w:val="26"/>
+          <w:lang w:val="en-NG"/>
+        </w:rPr>
+        <w:t xml:space="preserve"> Justification Of The Proposed System</w:t>
+      </w:r>
+    </w:p>
+    <w:p>
+      <w:pPr>
+        <w:spacing w:line="360" w:lineRule="auto"/>
+        <w:jc w:val="both"/>
+        <w:rPr>
+          <w:rFonts w:ascii="Times New Roman" w:hAnsi="Times New Roman" w:cs="Times New Roman"/>
+          <w:b/>
+          <w:bCs/>
+          <w:sz w:val="26"/>
+          <w:szCs w:val="26"/>
+        </w:rPr>
+      </w:pPr>
+    </w:p>
+    <w:p>
+      <w:pPr>
+        <w:spacing w:line="360" w:lineRule="auto"/>
         <w:jc w:val="both"/>
         <w:rPr>
           <w:rFonts w:ascii="Times New Roman" w:hAnsi="Times New Roman" w:cs="Times New Roman"/>
@@ -13964,7 +12846,6 @@
           <w:szCs w:val="26"/>
           <w:lang w:val="en-NG"/>
         </w:rPr>
-        <w:lastRenderedPageBreak/>
         <w:t>The </w:t>
       </w:r>
       <w:r>
@@ -15068,144 +13949,78 @@
           <w:szCs w:val="26"/>
           <w:lang w:val="en-NG"/>
         </w:rPr>
-        <w:t>1. Presentation Tier (Frontend - React.js</w:t>
-      </w:r>
-      <w:proofErr w:type="gramStart"/>
-      <w:r>
-        <w:rPr>
-          <w:rFonts w:ascii="Times New Roman" w:hAnsi="Times New Roman" w:cs="Times New Roman"/>
-          <w:b/>
-          <w:bCs/>
-          <w:sz w:val="26"/>
-          <w:szCs w:val="26"/>
-          <w:lang w:val="en-NG"/>
-        </w:rPr>
-        <w:t>)</w:t>
-      </w:r>
-      <w:r>
-        <w:rPr>
-          <w:rFonts w:ascii="Times New Roman" w:hAnsi="Times New Roman" w:cs="Times New Roman"/>
-          <w:sz w:val="26"/>
-          <w:szCs w:val="26"/>
-          <w:lang w:val="en-NG"/>
-        </w:rPr>
-        <w:t> :</w:t>
-      </w:r>
-      <w:proofErr w:type="gramEnd"/>
-      <w:r>
-        <w:rPr>
-          <w:rFonts w:ascii="Times New Roman" w:hAnsi="Times New Roman" w:cs="Times New Roman"/>
-          <w:sz w:val="26"/>
-          <w:szCs w:val="26"/>
-          <w:lang w:val="en-NG"/>
-        </w:rPr>
-        <w:t xml:space="preserve"> Handles user interface and interactions. Provides separate interfaces for students, administrators, and porters.</w:t>
-      </w:r>
-    </w:p>
-    <w:p>
-      <w:pPr>
-        <w:spacing w:line="360" w:lineRule="auto"/>
-        <w:jc w:val="both"/>
-        <w:rPr>
-          <w:rFonts w:ascii="Times New Roman" w:hAnsi="Times New Roman" w:cs="Times New Roman"/>
-          <w:sz w:val="26"/>
-          <w:szCs w:val="26"/>
-        </w:rPr>
-      </w:pPr>
-      <w:r>
-        <w:rPr>
-          <w:rFonts w:ascii="Times New Roman" w:hAnsi="Times New Roman" w:cs="Times New Roman"/>
-          <w:b/>
-          <w:bCs/>
-          <w:sz w:val="26"/>
-          <w:szCs w:val="26"/>
-          <w:lang w:val="en-NG"/>
-        </w:rPr>
-        <w:t>2. Application Tier (Backend - Node.js/Express</w:t>
-      </w:r>
-      <w:proofErr w:type="gramStart"/>
-      <w:r>
-        <w:rPr>
-          <w:rFonts w:ascii="Times New Roman" w:hAnsi="Times New Roman" w:cs="Times New Roman"/>
-          <w:b/>
-          <w:bCs/>
-          <w:sz w:val="26"/>
-          <w:szCs w:val="26"/>
-          <w:lang w:val="en-NG"/>
-        </w:rPr>
-        <w:t>)</w:t>
-      </w:r>
-      <w:r>
-        <w:rPr>
-          <w:rFonts w:ascii="Times New Roman" w:hAnsi="Times New Roman" w:cs="Times New Roman"/>
-          <w:sz w:val="26"/>
-          <w:szCs w:val="26"/>
-          <w:lang w:val="en-NG"/>
-        </w:rPr>
-        <w:t> :</w:t>
-      </w:r>
-      <w:proofErr w:type="gramEnd"/>
-      <w:r>
-        <w:rPr>
-          <w:rFonts w:ascii="Times New Roman" w:hAnsi="Times New Roman" w:cs="Times New Roman"/>
-          <w:sz w:val="26"/>
-          <w:szCs w:val="26"/>
-          <w:lang w:val="en-NG"/>
-        </w:rPr>
-        <w:t xml:space="preserve"> Contains business logic, authentication, and data processing. Includes controllers for users, hostel allocation, check-in/out, and complaints.</w:t>
-      </w:r>
-    </w:p>
-    <w:p>
-      <w:pPr>
-        <w:spacing w:line="360" w:lineRule="auto"/>
-        <w:jc w:val="both"/>
-        <w:rPr>
-          <w:rFonts w:ascii="Times New Roman" w:hAnsi="Times New Roman" w:cs="Times New Roman"/>
-          <w:sz w:val="26"/>
-          <w:szCs w:val="26"/>
-        </w:rPr>
-      </w:pPr>
-      <w:r>
-        <w:rPr>
-          <w:rFonts w:ascii="Times New Roman" w:hAnsi="Times New Roman" w:cs="Times New Roman"/>
-          <w:b/>
-          <w:bCs/>
-          <w:sz w:val="26"/>
-          <w:szCs w:val="26"/>
-          <w:lang w:val="en-NG"/>
-        </w:rPr>
-        <w:t>3. Data Tier (Database - MongoDB</w:t>
-      </w:r>
-      <w:proofErr w:type="gramStart"/>
-      <w:r>
-        <w:rPr>
-          <w:rFonts w:ascii="Times New Roman" w:hAnsi="Times New Roman" w:cs="Times New Roman"/>
-          <w:b/>
-          <w:bCs/>
-          <w:sz w:val="26"/>
-          <w:szCs w:val="26"/>
-          <w:lang w:val="en-NG"/>
-        </w:rPr>
-        <w:t>)</w:t>
-      </w:r>
-      <w:r>
-        <w:rPr>
-          <w:rFonts w:ascii="Times New Roman" w:hAnsi="Times New Roman" w:cs="Times New Roman"/>
-          <w:sz w:val="26"/>
-          <w:szCs w:val="26"/>
-          <w:lang w:val="en-NG"/>
-        </w:rPr>
-        <w:t> :</w:t>
-      </w:r>
-      <w:proofErr w:type="gramEnd"/>
-      <w:r>
-        <w:rPr>
-          <w:rFonts w:ascii="Times New Roman" w:hAnsi="Times New Roman" w:cs="Times New Roman"/>
-          <w:sz w:val="26"/>
-          <w:szCs w:val="26"/>
-          <w:lang w:val="en-NG"/>
-        </w:rPr>
-        <w:t xml:space="preserve"> Stores all application data across eight collections: Users, Hostels, Buildings, Rooms, Bunks, </w:t>
+        <w:t>1. Presentation Tier (Frontend - React.js)</w:t>
+      </w:r>
+      <w:r>
+        <w:rPr>
+          <w:rFonts w:ascii="Times New Roman" w:hAnsi="Times New Roman" w:cs="Times New Roman"/>
+          <w:sz w:val="26"/>
+          <w:szCs w:val="26"/>
+          <w:lang w:val="en-NG"/>
+        </w:rPr>
+        <w:t> : Handles user interface and interactions. Provides separate interfaces for students, administrators, and porters.</w:t>
+      </w:r>
+    </w:p>
+    <w:p>
+      <w:pPr>
+        <w:spacing w:line="360" w:lineRule="auto"/>
+        <w:jc w:val="both"/>
+        <w:rPr>
+          <w:rFonts w:ascii="Times New Roman" w:hAnsi="Times New Roman" w:cs="Times New Roman"/>
+          <w:sz w:val="26"/>
+          <w:szCs w:val="26"/>
+        </w:rPr>
+      </w:pPr>
+      <w:r>
+        <w:rPr>
+          <w:rFonts w:ascii="Times New Roman" w:hAnsi="Times New Roman" w:cs="Times New Roman"/>
+          <w:b/>
+          <w:bCs/>
+          <w:sz w:val="26"/>
+          <w:szCs w:val="26"/>
+          <w:lang w:val="en-NG"/>
+        </w:rPr>
+        <w:t>2. Application Tier (Backend - Node.js/Express)</w:t>
+      </w:r>
+      <w:r>
+        <w:rPr>
+          <w:rFonts w:ascii="Times New Roman" w:hAnsi="Times New Roman" w:cs="Times New Roman"/>
+          <w:sz w:val="26"/>
+          <w:szCs w:val="26"/>
+          <w:lang w:val="en-NG"/>
+        </w:rPr>
+        <w:t> : Contains business logic, authentication, and data processing. Includes controllers for users, hostel allocation, check-in/out, and complaints.</w:t>
+      </w:r>
+    </w:p>
+    <w:p>
+      <w:pPr>
+        <w:spacing w:line="360" w:lineRule="auto"/>
+        <w:jc w:val="both"/>
+        <w:rPr>
+          <w:rFonts w:ascii="Times New Roman" w:hAnsi="Times New Roman" w:cs="Times New Roman"/>
+          <w:sz w:val="26"/>
+          <w:szCs w:val="26"/>
+        </w:rPr>
+      </w:pPr>
+      <w:r>
+        <w:rPr>
+          <w:rFonts w:ascii="Times New Roman" w:hAnsi="Times New Roman" w:cs="Times New Roman"/>
+          <w:b/>
+          <w:bCs/>
+          <w:sz w:val="26"/>
+          <w:szCs w:val="26"/>
+          <w:lang w:val="en-NG"/>
+        </w:rPr>
+        <w:t>3. Data Tier (Database - MongoDB)</w:t>
+      </w:r>
+      <w:r>
+        <w:rPr>
+          <w:rFonts w:ascii="Times New Roman" w:hAnsi="Times New Roman" w:cs="Times New Roman"/>
+          <w:sz w:val="26"/>
+          <w:szCs w:val="26"/>
+          <w:lang w:val="en-NG"/>
+        </w:rPr>
+        <w:t xml:space="preserve"> : Stores all application data across eight collections: Users, Hostels, Buildings, Rooms, Bunks, </w:t>
       </w:r>
       <w:proofErr w:type="spellStart"/>
       <w:r>
@@ -16043,6 +14858,44 @@
     <w:p>
       <w:pPr>
         <w:spacing w:line="360" w:lineRule="auto"/>
+        <w:jc w:val="center"/>
+        <w:rPr>
+          <w:rFonts w:ascii="Times New Roman" w:hAnsi="Times New Roman" w:cs="Times New Roman"/>
+          <w:b/>
+          <w:bCs/>
+          <w:sz w:val="26"/>
+          <w:szCs w:val="26"/>
+          <w:lang w:val="en-NG"/>
+        </w:rPr>
+      </w:pPr>
+      <w:r>
+        <w:rPr>
+          <w:rFonts w:ascii="Times New Roman" w:hAnsi="Times New Roman" w:cs="Times New Roman"/>
+          <w:b/>
+          <w:bCs/>
+          <w:sz w:val="26"/>
+          <w:szCs w:val="26"/>
+          <w:lang w:val="en-NG"/>
+        </w:rPr>
+        <w:t>Table 3.3 - High Level Input Design</w:t>
+      </w:r>
+    </w:p>
+    <w:p>
+      <w:pPr>
+        <w:spacing w:line="360" w:lineRule="auto"/>
+        <w:jc w:val="both"/>
+        <w:rPr>
+          <w:rFonts w:ascii="Times New Roman" w:hAnsi="Times New Roman" w:cs="Times New Roman"/>
+          <w:b/>
+          <w:bCs/>
+          <w:sz w:val="26"/>
+          <w:szCs w:val="26"/>
+        </w:rPr>
+      </w:pPr>
+    </w:p>
+    <w:p>
+      <w:pPr>
+        <w:spacing w:line="360" w:lineRule="auto"/>
         <w:jc w:val="both"/>
         <w:rPr>
           <w:rFonts w:ascii="Times New Roman" w:hAnsi="Times New Roman" w:cs="Times New Roman"/>
@@ -16242,6 +15095,7 @@
                 <w:szCs w:val="26"/>
                 <w:lang w:val="en-NG"/>
               </w:rPr>
+              <w:lastRenderedPageBreak/>
               <w:t>Admin Dashboard</w:t>
             </w:r>
           </w:p>
@@ -16301,7 +15155,6 @@
                 <w:szCs w:val="26"/>
                 <w:lang w:val="en-NG"/>
               </w:rPr>
-              <w:lastRenderedPageBreak/>
               <w:t>Complaint Tracking</w:t>
             </w:r>
           </w:p>
@@ -16393,6 +15246,44 @@
         </w:tc>
       </w:tr>
     </w:tbl>
+    <w:p>
+      <w:pPr>
+        <w:spacing w:line="360" w:lineRule="auto"/>
+        <w:jc w:val="both"/>
+        <w:rPr>
+          <w:rFonts w:ascii="Times New Roman" w:hAnsi="Times New Roman" w:cs="Times New Roman"/>
+          <w:b/>
+          <w:bCs/>
+          <w:sz w:val="26"/>
+          <w:szCs w:val="26"/>
+        </w:rPr>
+      </w:pPr>
+    </w:p>
+    <w:p>
+      <w:pPr>
+        <w:spacing w:line="360" w:lineRule="auto"/>
+        <w:jc w:val="center"/>
+        <w:rPr>
+          <w:rFonts w:ascii="Times New Roman" w:hAnsi="Times New Roman" w:cs="Times New Roman"/>
+          <w:b/>
+          <w:bCs/>
+          <w:sz w:val="26"/>
+          <w:szCs w:val="26"/>
+          <w:lang w:val="en-NG"/>
+        </w:rPr>
+      </w:pPr>
+      <w:r>
+        <w:rPr>
+          <w:rFonts w:ascii="Times New Roman" w:hAnsi="Times New Roman" w:cs="Times New Roman"/>
+          <w:b/>
+          <w:bCs/>
+          <w:sz w:val="26"/>
+          <w:szCs w:val="26"/>
+          <w:lang w:val="en-NG"/>
+        </w:rPr>
+        <w:t>Table 3.4 - High Level Output Design</w:t>
+      </w:r>
+    </w:p>
     <w:p>
       <w:pPr>
         <w:spacing w:line="360" w:lineRule="auto"/>
@@ -33155,6 +32046,20 @@
         <w:jc w:val="both"/>
         <w:rPr>
           <w:rFonts w:ascii="Times New Roman" w:hAnsi="Times New Roman" w:cs="Times New Roman"/>
+          <w:b/>
+          <w:bCs/>
+          <w:sz w:val="26"/>
+          <w:szCs w:val="26"/>
+          <w:lang w:val="en-NG"/>
+        </w:rPr>
+      </w:pPr>
+    </w:p>
+    <w:p>
+      <w:pPr>
+        <w:spacing w:line="360" w:lineRule="auto"/>
+        <w:jc w:val="both"/>
+        <w:rPr>
+          <w:rFonts w:ascii="Times New Roman" w:hAnsi="Times New Roman" w:cs="Times New Roman"/>
           <w:sz w:val="26"/>
           <w:szCs w:val="26"/>
         </w:rPr>
@@ -33305,7 +32210,6 @@
           <w:szCs w:val="26"/>
           <w:lang w:val="en-NG"/>
         </w:rPr>
-        <w:lastRenderedPageBreak/>
         <w:t>4.4 Performance Evaluation</w:t>
       </w:r>
     </w:p>
@@ -34992,27 +33896,7 @@
           <w:szCs w:val="26"/>
           <w:lang w:val="en-NG"/>
         </w:rPr>
-        <w:t xml:space="preserve">Backend: Navigate to backend directory, install dependencies, </w:t>
-      </w:r>
-      <w:proofErr w:type="gramStart"/>
-      <w:r>
-        <w:rPr>
-          <w:rFonts w:ascii="Times New Roman" w:hAnsi="Times New Roman" w:cs="Times New Roman"/>
-          <w:sz w:val="26"/>
-          <w:szCs w:val="26"/>
-          <w:lang w:val="en-NG"/>
-        </w:rPr>
-        <w:t>create .env</w:t>
-      </w:r>
-      <w:proofErr w:type="gramEnd"/>
-      <w:r>
-        <w:rPr>
-          <w:rFonts w:ascii="Times New Roman" w:hAnsi="Times New Roman" w:cs="Times New Roman"/>
-          <w:sz w:val="26"/>
-          <w:szCs w:val="26"/>
-          <w:lang w:val="en-NG"/>
-        </w:rPr>
-        <w:t> with MONGODB_URI, JWT_SECRET, EMAIL_USER, EMAIL_PASS, PORT.</w:t>
+        <w:t>Backend: Navigate to backend directory, install dependencies, create .env with MONGODB_URI, JWT_SECRET, EMAIL_USER, EMAIL_PASS, PORT.</w:t>
       </w:r>
     </w:p>
     <w:p>
@@ -35080,27 +33964,7 @@
           <w:szCs w:val="26"/>
           <w:lang w:val="en-NG"/>
         </w:rPr>
-        <w:t xml:space="preserve">Frontend: Navigate to frontend directory, install dependencies, </w:t>
-      </w:r>
-      <w:proofErr w:type="gramStart"/>
-      <w:r>
-        <w:rPr>
-          <w:rFonts w:ascii="Times New Roman" w:hAnsi="Times New Roman" w:cs="Times New Roman"/>
-          <w:sz w:val="26"/>
-          <w:szCs w:val="26"/>
-          <w:lang w:val="en-NG"/>
-        </w:rPr>
-        <w:t>create .env</w:t>
-      </w:r>
-      <w:proofErr w:type="gramEnd"/>
-      <w:r>
-        <w:rPr>
-          <w:rFonts w:ascii="Times New Roman" w:hAnsi="Times New Roman" w:cs="Times New Roman"/>
-          <w:sz w:val="26"/>
-          <w:szCs w:val="26"/>
-          <w:lang w:val="en-NG"/>
-        </w:rPr>
-        <w:t> with REACT_APP_API_URL.</w:t>
+        <w:t>Frontend: Navigate to frontend directory, install dependencies, create .env with REACT_APP_API_URL.</w:t>
       </w:r>
     </w:p>
     <w:p>
@@ -39760,7 +38624,6 @@
         <w:t xml:space="preserve"> = new </w:t>
       </w:r>
       <w:proofErr w:type="spellStart"/>
-      <w:proofErr w:type="gramStart"/>
       <w:r>
         <w:rPr>
           <w:sz w:val="26"/>
@@ -39769,7 +38632,6 @@
         <w:t>mongoose.Schema</w:t>
       </w:r>
       <w:proofErr w:type="spellEnd"/>
-      <w:proofErr w:type="gramEnd"/>
       <w:r>
         <w:rPr>
           <w:sz w:val="26"/>
@@ -40081,33 +38943,8 @@
           <w:sz w:val="26"/>
           <w:szCs w:val="26"/>
         </w:rPr>
-        <w:t xml:space="preserve">  </w:t>
-      </w:r>
-      <w:proofErr w:type="gramStart"/>
-      <w:r>
-        <w:rPr>
-          <w:sz w:val="26"/>
-          <w:szCs w:val="26"/>
-        </w:rPr>
-        <w:t>{ timestamps</w:t>
-      </w:r>
-      <w:proofErr w:type="gramEnd"/>
-      <w:r>
-        <w:rPr>
-          <w:sz w:val="26"/>
-          <w:szCs w:val="26"/>
-        </w:rPr>
-        <w:t xml:space="preserve">: </w:t>
-      </w:r>
-      <w:proofErr w:type="gramStart"/>
-      <w:r>
-        <w:rPr>
-          <w:sz w:val="26"/>
-          <w:szCs w:val="26"/>
-        </w:rPr>
-        <w:t>true }</w:t>
-      </w:r>
-      <w:proofErr w:type="gramEnd"/>
+        <w:t>  { timestamps: true }</w:t>
+      </w:r>
     </w:p>
     <w:p>
       <w:pPr>
@@ -40143,7 +38980,6 @@
         <w:t xml:space="preserve">const Hostel = </w:t>
       </w:r>
       <w:proofErr w:type="spellStart"/>
-      <w:proofErr w:type="gramStart"/>
       <w:r>
         <w:rPr>
           <w:sz w:val="26"/>
@@ -40152,7 +38988,6 @@
         <w:t>mongoose.model</w:t>
       </w:r>
       <w:proofErr w:type="spellEnd"/>
-      <w:proofErr w:type="gramEnd"/>
       <w:r>
         <w:rPr>
           <w:sz w:val="26"/>
@@ -40653,23 +39488,7 @@
           <w:sz w:val="26"/>
           <w:szCs w:val="26"/>
         </w:rPr>
-        <w:t xml:space="preserve">import </w:t>
-      </w:r>
-      <w:proofErr w:type="gramStart"/>
-      <w:r>
-        <w:rPr>
-          <w:sz w:val="26"/>
-          <w:szCs w:val="26"/>
-        </w:rPr>
-        <w:t>{ protect</w:t>
-      </w:r>
-      <w:proofErr w:type="gramEnd"/>
-      <w:r>
-        <w:rPr>
-          <w:sz w:val="26"/>
-          <w:szCs w:val="26"/>
-        </w:rPr>
-        <w:t xml:space="preserve"> } from "../middleware/authMiddleware.js";</w:t>
+        <w:t>import { protect } from "../middleware/authMiddleware.js";</w:t>
       </w:r>
     </w:p>
     <w:p>
@@ -40735,26 +39554,9 @@
           <w:sz w:val="26"/>
           <w:szCs w:val="26"/>
         </w:rPr>
-        <w:t xml:space="preserve">import </w:t>
-      </w:r>
-      <w:proofErr w:type="gramStart"/>
-      <w:r>
-        <w:rPr>
-          <w:sz w:val="26"/>
-          <w:szCs w:val="26"/>
-        </w:rPr>
-        <w:t>{ v</w:t>
-      </w:r>
-      <w:proofErr w:type="gramEnd"/>
-      <w:r>
-        <w:rPr>
-          <w:sz w:val="26"/>
-          <w:szCs w:val="26"/>
-        </w:rPr>
-        <w:t xml:space="preserve">2 as </w:t>
+        <w:t xml:space="preserve">import { v2 as </w:t>
       </w:r>
       <w:proofErr w:type="spellStart"/>
-      <w:proofErr w:type="gramStart"/>
       <w:r>
         <w:rPr>
           <w:sz w:val="26"/>
@@ -40768,15 +39570,7 @@
           <w:sz w:val="26"/>
           <w:szCs w:val="26"/>
         </w:rPr>
-        <w:t xml:space="preserve"> }</w:t>
-      </w:r>
-      <w:proofErr w:type="gramEnd"/>
-      <w:r>
-        <w:rPr>
-          <w:sz w:val="26"/>
-          <w:szCs w:val="26"/>
-        </w:rPr>
-        <w:t xml:space="preserve"> from "</w:t>
+        <w:t xml:space="preserve"> } from "</w:t>
       </w:r>
       <w:proofErr w:type="spellStart"/>
       <w:r>
@@ -40809,15 +39603,7 @@
           <w:sz w:val="26"/>
           <w:szCs w:val="26"/>
         </w:rPr>
-        <w:t xml:space="preserve">import </w:t>
-      </w:r>
-      <w:proofErr w:type="gramStart"/>
-      <w:r>
-        <w:rPr>
-          <w:sz w:val="26"/>
-          <w:szCs w:val="26"/>
-        </w:rPr>
-        <w:t xml:space="preserve">{ </w:t>
+        <w:t xml:space="preserve">import { </w:t>
       </w:r>
       <w:proofErr w:type="spellStart"/>
       <w:r>
@@ -40828,7 +39614,6 @@
         <w:t>CloudinaryStorage</w:t>
       </w:r>
       <w:proofErr w:type="spellEnd"/>
-      <w:proofErr w:type="gramEnd"/>
       <w:r>
         <w:rPr>
           <w:sz w:val="26"/>
@@ -40886,7 +39671,6 @@
         <w:t xml:space="preserve">const router = </w:t>
       </w:r>
       <w:proofErr w:type="spellStart"/>
-      <w:proofErr w:type="gramStart"/>
       <w:r>
         <w:rPr>
           <w:sz w:val="26"/>
@@ -40895,7 +39679,6 @@
         <w:t>express.Router</w:t>
       </w:r>
       <w:proofErr w:type="spellEnd"/>
-      <w:proofErr w:type="gramEnd"/>
       <w:r>
         <w:rPr>
           <w:sz w:val="26"/>
@@ -40952,15 +39735,7 @@
           <w:sz w:val="26"/>
           <w:szCs w:val="26"/>
         </w:rPr>
-        <w:t>cloudinary.</w:t>
-      </w:r>
-      <w:proofErr w:type="gramStart"/>
-      <w:r>
-        <w:rPr>
-          <w:sz w:val="26"/>
-          <w:szCs w:val="26"/>
-        </w:rPr>
-        <w:t>config</w:t>
+        <w:t>cloudinary.config</w:t>
       </w:r>
       <w:proofErr w:type="spellEnd"/>
       <w:r>
@@ -40968,15 +39743,7 @@
           <w:sz w:val="26"/>
           <w:szCs w:val="26"/>
         </w:rPr>
-        <w:t>(</w:t>
-      </w:r>
-      <w:proofErr w:type="gramEnd"/>
-      <w:r>
-        <w:rPr>
-          <w:sz w:val="26"/>
-          <w:szCs w:val="26"/>
-        </w:rPr>
-        <w:t>{</w:t>
+        <w:t>({</w:t>
       </w:r>
     </w:p>
     <w:p>
@@ -41012,21 +39779,12 @@
         <w:t xml:space="preserve">: </w:t>
       </w:r>
       <w:proofErr w:type="spellStart"/>
-      <w:proofErr w:type="gramStart"/>
-      <w:r>
-        <w:rPr>
-          <w:sz w:val="26"/>
-          <w:szCs w:val="26"/>
-        </w:rPr>
-        <w:t>process.env.CLOUD</w:t>
-      </w:r>
-      <w:proofErr w:type="gramEnd"/>
-      <w:r>
-        <w:rPr>
-          <w:sz w:val="26"/>
-          <w:szCs w:val="26"/>
-        </w:rPr>
-        <w:t>_NAME</w:t>
+      <w:r>
+        <w:rPr>
+          <w:sz w:val="26"/>
+          <w:szCs w:val="26"/>
+        </w:rPr>
+        <w:t>process.env.CLOUD_NAME</w:t>
       </w:r>
       <w:proofErr w:type="spellEnd"/>
       <w:r>
@@ -41169,7 +39927,6 @@
         <w:t xml:space="preserve">const storage = new </w:t>
       </w:r>
       <w:proofErr w:type="spellStart"/>
-      <w:proofErr w:type="gramStart"/>
       <w:r>
         <w:rPr>
           <w:sz w:val="26"/>
@@ -41183,15 +39940,7 @@
           <w:sz w:val="26"/>
           <w:szCs w:val="26"/>
         </w:rPr>
-        <w:t>(</w:t>
-      </w:r>
-      <w:proofErr w:type="gramEnd"/>
-      <w:r>
-        <w:rPr>
-          <w:sz w:val="26"/>
-          <w:szCs w:val="26"/>
-        </w:rPr>
-        <w:t>{</w:t>
+        <w:t>({</w:t>
       </w:r>
     </w:p>
     <w:p>
@@ -41340,39 +40089,7 @@
           <w:sz w:val="26"/>
           <w:szCs w:val="26"/>
         </w:rPr>
-        <w:t xml:space="preserve">    transformation: </w:t>
-      </w:r>
-      <w:proofErr w:type="gramStart"/>
-      <w:r>
-        <w:rPr>
-          <w:sz w:val="26"/>
-          <w:szCs w:val="26"/>
-        </w:rPr>
-        <w:t>[{ width</w:t>
-      </w:r>
-      <w:proofErr w:type="gramEnd"/>
-      <w:r>
-        <w:rPr>
-          <w:sz w:val="26"/>
-          <w:szCs w:val="26"/>
-        </w:rPr>
-        <w:t>: 300, height: 300, crop: "fill</w:t>
-      </w:r>
-      <w:proofErr w:type="gramStart"/>
-      <w:r>
-        <w:rPr>
-          <w:sz w:val="26"/>
-          <w:szCs w:val="26"/>
-        </w:rPr>
-        <w:t>" }</w:t>
-      </w:r>
-      <w:proofErr w:type="gramEnd"/>
-      <w:r>
-        <w:rPr>
-          <w:sz w:val="26"/>
-          <w:szCs w:val="26"/>
-        </w:rPr>
-        <w:t>],</w:t>
+        <w:t>    transformation: [{ width: 300, height: 300, crop: "fill" }],</w:t>
       </w:r>
     </w:p>
     <w:p>
@@ -41427,7 +40144,6 @@
         <w:t xml:space="preserve">const upload = </w:t>
       </w:r>
       <w:proofErr w:type="spellStart"/>
-      <w:proofErr w:type="gramStart"/>
       <w:r>
         <w:rPr>
           <w:sz w:val="26"/>
@@ -41441,15 +40157,7 @@
           <w:sz w:val="26"/>
           <w:szCs w:val="26"/>
         </w:rPr>
-        <w:t>({ storage</w:t>
-      </w:r>
-      <w:proofErr w:type="gramEnd"/>
-      <w:r>
-        <w:rPr>
-          <w:sz w:val="26"/>
-          <w:szCs w:val="26"/>
-        </w:rPr>
-        <w:t xml:space="preserve"> });</w:t>
+        <w:t>({ storage });</w:t>
       </w:r>
     </w:p>
     <w:p>
@@ -41479,7 +40187,6 @@
         </w:rPr>
       </w:pPr>
       <w:proofErr w:type="spellStart"/>
-      <w:proofErr w:type="gramStart"/>
       <w:r>
         <w:rPr>
           <w:sz w:val="26"/>
@@ -41493,15 +40200,7 @@
           <w:sz w:val="26"/>
           <w:szCs w:val="26"/>
         </w:rPr>
-        <w:t>(</w:t>
-      </w:r>
-      <w:proofErr w:type="gramEnd"/>
-      <w:r>
-        <w:rPr>
-          <w:sz w:val="26"/>
-          <w:szCs w:val="26"/>
-        </w:rPr>
-        <w:t xml:space="preserve">"/register", </w:t>
+        <w:t xml:space="preserve">("/register", </w:t>
       </w:r>
       <w:proofErr w:type="spellStart"/>
       <w:r>
@@ -41530,7 +40229,6 @@
         </w:rPr>
       </w:pPr>
       <w:proofErr w:type="spellStart"/>
-      <w:proofErr w:type="gramStart"/>
       <w:r>
         <w:rPr>
           <w:sz w:val="26"/>
@@ -41544,15 +40242,7 @@
           <w:sz w:val="26"/>
           <w:szCs w:val="26"/>
         </w:rPr>
-        <w:t>(</w:t>
-      </w:r>
-      <w:proofErr w:type="gramEnd"/>
-      <w:r>
-        <w:rPr>
-          <w:sz w:val="26"/>
-          <w:szCs w:val="26"/>
-        </w:rPr>
-        <w:t xml:space="preserve">"/login", </w:t>
+        <w:t xml:space="preserve">("/login", </w:t>
       </w:r>
       <w:proofErr w:type="spellStart"/>
       <w:r>
@@ -41581,7 +40271,6 @@
         </w:rPr>
       </w:pPr>
       <w:proofErr w:type="spellStart"/>
-      <w:proofErr w:type="gramStart"/>
       <w:r>
         <w:rPr>
           <w:sz w:val="26"/>
@@ -41595,15 +40284,7 @@
           <w:sz w:val="26"/>
           <w:szCs w:val="26"/>
         </w:rPr>
-        <w:t>(</w:t>
-      </w:r>
-      <w:proofErr w:type="gramEnd"/>
-      <w:r>
-        <w:rPr>
-          <w:sz w:val="26"/>
-          <w:szCs w:val="26"/>
-        </w:rPr>
-        <w:t>"/verify-</w:t>
+        <w:t>("/verify-</w:t>
       </w:r>
       <w:proofErr w:type="spellStart"/>
       <w:r>
@@ -41648,7 +40329,6 @@
         </w:rPr>
       </w:pPr>
       <w:proofErr w:type="spellStart"/>
-      <w:proofErr w:type="gramStart"/>
       <w:r>
         <w:rPr>
           <w:sz w:val="26"/>
@@ -41662,15 +40342,7 @@
           <w:sz w:val="26"/>
           <w:szCs w:val="26"/>
         </w:rPr>
-        <w:t>(</w:t>
-      </w:r>
-      <w:proofErr w:type="gramEnd"/>
-      <w:r>
-        <w:rPr>
-          <w:sz w:val="26"/>
-          <w:szCs w:val="26"/>
-        </w:rPr>
-        <w:t xml:space="preserve">"/forgot-password", </w:t>
+        <w:t xml:space="preserve">("/forgot-password", </w:t>
       </w:r>
       <w:proofErr w:type="spellStart"/>
       <w:r>
@@ -41699,7 +40371,6 @@
         </w:rPr>
       </w:pPr>
       <w:proofErr w:type="spellStart"/>
-      <w:proofErr w:type="gramStart"/>
       <w:r>
         <w:rPr>
           <w:sz w:val="26"/>
@@ -41713,15 +40384,7 @@
           <w:sz w:val="26"/>
           <w:szCs w:val="26"/>
         </w:rPr>
-        <w:t>(</w:t>
-      </w:r>
-      <w:proofErr w:type="gramEnd"/>
-      <w:r>
-        <w:rPr>
-          <w:sz w:val="26"/>
-          <w:szCs w:val="26"/>
-        </w:rPr>
-        <w:t xml:space="preserve">"/reset-password", </w:t>
+        <w:t xml:space="preserve">("/reset-password", </w:t>
       </w:r>
       <w:proofErr w:type="spellStart"/>
       <w:r>
@@ -41810,7 +40473,6 @@
         </w:rPr>
       </w:pPr>
       <w:proofErr w:type="spellStart"/>
-      <w:proofErr w:type="gramStart"/>
       <w:r>
         <w:rPr>
           <w:sz w:val="26"/>
@@ -41824,15 +40486,7 @@
           <w:sz w:val="26"/>
           <w:szCs w:val="26"/>
         </w:rPr>
-        <w:t>(</w:t>
-      </w:r>
-      <w:proofErr w:type="gramEnd"/>
-      <w:r>
-        <w:rPr>
-          <w:sz w:val="26"/>
-          <w:szCs w:val="26"/>
-        </w:rPr>
-        <w:t xml:space="preserve">"/", </w:t>
+        <w:t xml:space="preserve">("/", </w:t>
       </w:r>
       <w:proofErr w:type="spellStart"/>
       <w:r>
@@ -41861,7 +40515,6 @@
         </w:rPr>
       </w:pPr>
       <w:proofErr w:type="spellStart"/>
-      <w:proofErr w:type="gramStart"/>
       <w:r>
         <w:rPr>
           <w:sz w:val="26"/>
@@ -41875,15 +40528,7 @@
           <w:sz w:val="26"/>
           <w:szCs w:val="26"/>
         </w:rPr>
-        <w:t>(</w:t>
-      </w:r>
-      <w:proofErr w:type="gramEnd"/>
-      <w:r>
-        <w:rPr>
-          <w:sz w:val="26"/>
-          <w:szCs w:val="26"/>
-        </w:rPr>
-        <w:t xml:space="preserve">"/me", </w:t>
+        <w:t xml:space="preserve">("/me", </w:t>
       </w:r>
       <w:proofErr w:type="spellStart"/>
       <w:r>
@@ -41912,7 +40557,6 @@
         </w:rPr>
       </w:pPr>
       <w:proofErr w:type="spellStart"/>
-      <w:proofErr w:type="gramStart"/>
       <w:r>
         <w:rPr>
           <w:sz w:val="26"/>
@@ -41926,15 +40570,7 @@
           <w:sz w:val="26"/>
           <w:szCs w:val="26"/>
         </w:rPr>
-        <w:t>(</w:t>
-      </w:r>
-      <w:proofErr w:type="gramEnd"/>
-      <w:r>
-        <w:rPr>
-          <w:sz w:val="26"/>
-          <w:szCs w:val="26"/>
-        </w:rPr>
-        <w:t xml:space="preserve">"/logout", </w:t>
+        <w:t xml:space="preserve">("/logout", </w:t>
       </w:r>
       <w:proofErr w:type="spellStart"/>
       <w:r>
@@ -41963,7 +40599,6 @@
         </w:rPr>
       </w:pPr>
       <w:proofErr w:type="spellStart"/>
-      <w:proofErr w:type="gramStart"/>
       <w:r>
         <w:rPr>
           <w:sz w:val="26"/>
@@ -41977,18 +40612,9 @@
           <w:sz w:val="26"/>
           <w:szCs w:val="26"/>
         </w:rPr>
-        <w:t>(</w:t>
-      </w:r>
-      <w:proofErr w:type="gramEnd"/>
-      <w:r>
-        <w:rPr>
-          <w:sz w:val="26"/>
-          <w:szCs w:val="26"/>
-        </w:rPr>
-        <w:t xml:space="preserve">"/update", </w:t>
+        <w:t xml:space="preserve">("/update", </w:t>
       </w:r>
       <w:proofErr w:type="spellStart"/>
-      <w:proofErr w:type="gramStart"/>
       <w:r>
         <w:rPr>
           <w:sz w:val="26"/>
@@ -41997,7 +40623,6 @@
         <w:t>upload.single</w:t>
       </w:r>
       <w:proofErr w:type="spellEnd"/>
-      <w:proofErr w:type="gramEnd"/>
       <w:r>
         <w:rPr>
           <w:sz w:val="26"/>
@@ -42048,7 +40673,6 @@
         </w:rPr>
       </w:pPr>
       <w:proofErr w:type="spellStart"/>
-      <w:proofErr w:type="gramStart"/>
       <w:r>
         <w:rPr>
           <w:sz w:val="26"/>
@@ -42062,15 +40686,7 @@
           <w:sz w:val="26"/>
           <w:szCs w:val="26"/>
         </w:rPr>
-        <w:t>(</w:t>
-      </w:r>
-      <w:proofErr w:type="gramEnd"/>
-      <w:r>
-        <w:rPr>
-          <w:sz w:val="26"/>
-          <w:szCs w:val="26"/>
-        </w:rPr>
-        <w:t xml:space="preserve">"/toggle-2fa", </w:t>
+        <w:t xml:space="preserve">("/toggle-2fa", </w:t>
       </w:r>
       <w:proofErr w:type="spellStart"/>
       <w:r>
@@ -42202,15 +40818,7 @@
           <w:sz w:val="26"/>
           <w:szCs w:val="26"/>
         </w:rPr>
-        <w:t xml:space="preserve">import </w:t>
-      </w:r>
-      <w:proofErr w:type="gramStart"/>
-      <w:r>
-        <w:rPr>
-          <w:sz w:val="26"/>
-          <w:szCs w:val="26"/>
-        </w:rPr>
-        <w:t xml:space="preserve">{ </w:t>
+        <w:t xml:space="preserve">import { </w:t>
       </w:r>
       <w:proofErr w:type="spellStart"/>
       <w:r>
@@ -42221,7 +40829,6 @@
         <w:t>createSlice</w:t>
       </w:r>
       <w:proofErr w:type="spellEnd"/>
-      <w:proofErr w:type="gramEnd"/>
       <w:r>
         <w:rPr>
           <w:sz w:val="26"/>
@@ -42329,23 +40936,7 @@
           <w:sz w:val="26"/>
           <w:szCs w:val="26"/>
         </w:rPr>
-        <w:t>'</w:t>
-      </w:r>
-      <w:proofErr w:type="gramStart"/>
-      <w:r>
-        <w:rPr>
-          <w:sz w:val="26"/>
-          <w:szCs w:val="26"/>
-        </w:rPr>
-        <w:t>) ?</w:t>
-      </w:r>
-      <w:proofErr w:type="gramEnd"/>
-      <w:r>
-        <w:rPr>
-          <w:sz w:val="26"/>
-          <w:szCs w:val="26"/>
-        </w:rPr>
-        <w:t xml:space="preserve"> </w:t>
+        <w:t xml:space="preserve">') ? </w:t>
       </w:r>
       <w:proofErr w:type="spellStart"/>
       <w:r>
@@ -43382,15 +41973,100 @@
           <w:lang w:val="en-NG"/>
         </w:rPr>
       </w:pPr>
-      <w:r>
-        <w:rPr>
-          <w:rFonts w:ascii="Times New Roman" w:hAnsi="Times New Roman" w:cs="Times New Roman"/>
-          <w:b/>
-          <w:bCs/>
-          <w:sz w:val="26"/>
-          <w:szCs w:val="26"/>
-          <w:lang w:val="en-NG"/>
-        </w:rPr>
+    </w:p>
+    <w:p>
+      <w:pPr>
+        <w:spacing w:line="360" w:lineRule="auto"/>
+        <w:jc w:val="both"/>
+        <w:rPr>
+          <w:rFonts w:ascii="Times New Roman" w:hAnsi="Times New Roman" w:cs="Times New Roman"/>
+          <w:b/>
+          <w:bCs/>
+          <w:sz w:val="26"/>
+          <w:szCs w:val="26"/>
+          <w:lang w:val="en-NG"/>
+        </w:rPr>
+      </w:pPr>
+    </w:p>
+    <w:p>
+      <w:pPr>
+        <w:spacing w:line="360" w:lineRule="auto"/>
+        <w:jc w:val="both"/>
+        <w:rPr>
+          <w:rFonts w:ascii="Times New Roman" w:hAnsi="Times New Roman" w:cs="Times New Roman"/>
+          <w:b/>
+          <w:bCs/>
+          <w:sz w:val="26"/>
+          <w:szCs w:val="26"/>
+          <w:lang w:val="en-NG"/>
+        </w:rPr>
+      </w:pPr>
+    </w:p>
+    <w:p>
+      <w:pPr>
+        <w:spacing w:line="360" w:lineRule="auto"/>
+        <w:jc w:val="both"/>
+        <w:rPr>
+          <w:rFonts w:ascii="Times New Roman" w:hAnsi="Times New Roman" w:cs="Times New Roman"/>
+          <w:b/>
+          <w:bCs/>
+          <w:sz w:val="26"/>
+          <w:szCs w:val="26"/>
+          <w:lang w:val="en-NG"/>
+        </w:rPr>
+      </w:pPr>
+    </w:p>
+    <w:p>
+      <w:pPr>
+        <w:spacing w:line="360" w:lineRule="auto"/>
+        <w:jc w:val="both"/>
+        <w:rPr>
+          <w:rFonts w:ascii="Times New Roman" w:hAnsi="Times New Roman" w:cs="Times New Roman"/>
+          <w:b/>
+          <w:bCs/>
+          <w:sz w:val="26"/>
+          <w:szCs w:val="26"/>
+          <w:lang w:val="en-NG"/>
+        </w:rPr>
+      </w:pPr>
+    </w:p>
+    <w:p>
+      <w:pPr>
+        <w:spacing w:line="360" w:lineRule="auto"/>
+        <w:jc w:val="both"/>
+        <w:rPr>
+          <w:rFonts w:ascii="Times New Roman" w:hAnsi="Times New Roman" w:cs="Times New Roman"/>
+          <w:b/>
+          <w:bCs/>
+          <w:sz w:val="26"/>
+          <w:szCs w:val="26"/>
+          <w:lang w:val="en-NG"/>
+        </w:rPr>
+      </w:pPr>
+    </w:p>
+    <w:p>
+      <w:pPr>
+        <w:spacing w:line="360" w:lineRule="auto"/>
+        <w:jc w:val="both"/>
+        <w:rPr>
+          <w:rFonts w:ascii="Times New Roman" w:hAnsi="Times New Roman" w:cs="Times New Roman"/>
+          <w:b/>
+          <w:bCs/>
+          <w:sz w:val="26"/>
+          <w:szCs w:val="26"/>
+          <w:lang w:val="en-NG"/>
+        </w:rPr>
+      </w:pPr>
+      <w:r>
+        <w:rPr>
+          <w:rFonts w:ascii="Times New Roman" w:hAnsi="Times New Roman" w:cs="Times New Roman"/>
+          <w:b/>
+          <w:bCs/>
+          <w:sz w:val="26"/>
+          <w:szCs w:val="26"/>
+          <w:lang w:val="en-NG"/>
+        </w:rPr>
+        <w:lastRenderedPageBreak/>
         <w:t>ADMINISTRATOR INTERFACE</w:t>
       </w:r>
     </w:p>
@@ -43414,214 +42090,6 @@
           <w:szCs w:val="26"/>
           <w:lang w:val="en-NG"/>
         </w:rPr>
-        <w:t>Figure B.9: Administrator Dashboard</w:t>
-      </w:r>
-    </w:p>
-    <w:p>
-      <w:pPr>
-        <w:spacing w:line="360" w:lineRule="auto"/>
-        <w:jc w:val="both"/>
-        <w:rPr>
-          <w:rFonts w:ascii="Times New Roman" w:hAnsi="Times New Roman" w:cs="Times New Roman"/>
-          <w:sz w:val="26"/>
-          <w:szCs w:val="26"/>
-          <w:lang w:val="en-NG"/>
-        </w:rPr>
-      </w:pPr>
-      <w:r>
-        <w:rPr>
-          <w:rFonts w:ascii="Times New Roman" w:hAnsi="Times New Roman" w:cs="Times New Roman"/>
-          <w:i/>
-          <w:iCs/>
-          <w:sz w:val="26"/>
-          <w:szCs w:val="26"/>
-          <w:lang w:val="en-NG"/>
-        </w:rPr>
-        <w:t>[Actual screenshot required — shows total students, current check-in counts, occupancy summary, recent activity, and recent complaints]</w:t>
-      </w:r>
-    </w:p>
-    <w:p>
-      <w:pPr>
-        <w:spacing w:line="360" w:lineRule="auto"/>
-        <w:jc w:val="both"/>
-        <w:rPr>
-          <w:rFonts w:ascii="Times New Roman" w:hAnsi="Times New Roman" w:cs="Times New Roman"/>
-          <w:sz w:val="26"/>
-          <w:szCs w:val="26"/>
-          <w:lang w:val="en-NG"/>
-        </w:rPr>
-      </w:pPr>
-      <w:r>
-        <w:rPr>
-          <w:rFonts w:ascii="Times New Roman" w:hAnsi="Times New Roman" w:cs="Times New Roman"/>
-          <w:sz w:val="26"/>
-          <w:szCs w:val="26"/>
-          <w:lang w:val="en-NG"/>
-        </w:rPr>
-        <w:pict w14:anchorId="47A6D485">
-          <v:rect id="_x0000_i1025" style="width:0;height:.75pt" o:hralign="center" o:hrstd="t" o:hr="t" fillcolor="#a0a0a0" stroked="f"/>
-        </w:pict>
-      </w:r>
-    </w:p>
-    <w:p>
-      <w:pPr>
-        <w:spacing w:line="360" w:lineRule="auto"/>
-        <w:jc w:val="both"/>
-        <w:rPr>
-          <w:rFonts w:ascii="Times New Roman" w:hAnsi="Times New Roman" w:cs="Times New Roman"/>
-          <w:sz w:val="26"/>
-          <w:szCs w:val="26"/>
-          <w:lang w:val="en-NG"/>
-        </w:rPr>
-      </w:pPr>
-      <w:r>
-        <w:rPr>
-          <w:rFonts w:ascii="Times New Roman" w:hAnsi="Times New Roman" w:cs="Times New Roman"/>
-          <w:b/>
-          <w:bCs/>
-          <w:sz w:val="26"/>
-          <w:szCs w:val="26"/>
-          <w:lang w:val="en-NG"/>
-        </w:rPr>
-        <w:t>Figure B.10: Hostel, Building and Room Management Interface</w:t>
-      </w:r>
-    </w:p>
-    <w:p>
-      <w:pPr>
-        <w:spacing w:line="360" w:lineRule="auto"/>
-        <w:jc w:val="both"/>
-        <w:rPr>
-          <w:rFonts w:ascii="Times New Roman" w:hAnsi="Times New Roman" w:cs="Times New Roman"/>
-          <w:sz w:val="26"/>
-          <w:szCs w:val="26"/>
-          <w:lang w:val="en-NG"/>
-        </w:rPr>
-      </w:pPr>
-      <w:r>
-        <w:rPr>
-          <w:rFonts w:ascii="Times New Roman" w:hAnsi="Times New Roman" w:cs="Times New Roman"/>
-          <w:i/>
-          <w:iCs/>
-          <w:sz w:val="26"/>
-          <w:szCs w:val="26"/>
-          <w:lang w:val="en-NG"/>
-        </w:rPr>
-        <w:lastRenderedPageBreak/>
-        <w:t>[Actual screenshot required — shows the hierarchical management interface: Hostel → Building → Room → Bunk]</w:t>
-      </w:r>
-    </w:p>
-    <w:p>
-      <w:pPr>
-        <w:spacing w:line="360" w:lineRule="auto"/>
-        <w:jc w:val="both"/>
-        <w:rPr>
-          <w:rFonts w:ascii="Times New Roman" w:hAnsi="Times New Roman" w:cs="Times New Roman"/>
-          <w:sz w:val="26"/>
-          <w:szCs w:val="26"/>
-          <w:lang w:val="en-NG"/>
-        </w:rPr>
-      </w:pPr>
-      <w:r>
-        <w:rPr>
-          <w:rFonts w:ascii="Times New Roman" w:hAnsi="Times New Roman" w:cs="Times New Roman"/>
-          <w:sz w:val="26"/>
-          <w:szCs w:val="26"/>
-          <w:lang w:val="en-NG"/>
-        </w:rPr>
-        <w:pict w14:anchorId="6633D6F1">
-          <v:rect id="_x0000_i1026" style="width:0;height:.75pt" o:hralign="center" o:hrstd="t" o:hr="t" fillcolor="#a0a0a0" stroked="f"/>
-        </w:pict>
-      </w:r>
-    </w:p>
-    <w:p>
-      <w:pPr>
-        <w:spacing w:line="360" w:lineRule="auto"/>
-        <w:jc w:val="both"/>
-        <w:rPr>
-          <w:rFonts w:ascii="Times New Roman" w:hAnsi="Times New Roman" w:cs="Times New Roman"/>
-          <w:sz w:val="26"/>
-          <w:szCs w:val="26"/>
-          <w:lang w:val="en-NG"/>
-        </w:rPr>
-      </w:pPr>
-      <w:r>
-        <w:rPr>
-          <w:rFonts w:ascii="Times New Roman" w:hAnsi="Times New Roman" w:cs="Times New Roman"/>
-          <w:b/>
-          <w:bCs/>
-          <w:sz w:val="26"/>
-          <w:szCs w:val="26"/>
-          <w:lang w:val="en-NG"/>
-        </w:rPr>
-        <w:t>Figure B.11: Attendance Monitoring Interface</w:t>
-      </w:r>
-    </w:p>
-    <w:p>
-      <w:pPr>
-        <w:spacing w:line="360" w:lineRule="auto"/>
-        <w:jc w:val="both"/>
-        <w:rPr>
-          <w:rFonts w:ascii="Times New Roman" w:hAnsi="Times New Roman" w:cs="Times New Roman"/>
-          <w:sz w:val="26"/>
-          <w:szCs w:val="26"/>
-          <w:lang w:val="en-NG"/>
-        </w:rPr>
-      </w:pPr>
-      <w:r>
-        <w:rPr>
-          <w:rFonts w:ascii="Times New Roman" w:hAnsi="Times New Roman" w:cs="Times New Roman"/>
-          <w:i/>
-          <w:iCs/>
-          <w:sz w:val="26"/>
-          <w:szCs w:val="26"/>
-          <w:lang w:val="en-NG"/>
-        </w:rPr>
-        <w:t>[Actual screenshot required — shows current occupancy, check-in records, check-out records, and student status]</w:t>
-      </w:r>
-    </w:p>
-    <w:p>
-      <w:pPr>
-        <w:spacing w:line="360" w:lineRule="auto"/>
-        <w:jc w:val="both"/>
-        <w:rPr>
-          <w:rFonts w:ascii="Times New Roman" w:hAnsi="Times New Roman" w:cs="Times New Roman"/>
-          <w:sz w:val="26"/>
-          <w:szCs w:val="26"/>
-          <w:lang w:val="en-NG"/>
-        </w:rPr>
-      </w:pPr>
-      <w:r>
-        <w:rPr>
-          <w:rFonts w:ascii="Times New Roman" w:hAnsi="Times New Roman" w:cs="Times New Roman"/>
-          <w:sz w:val="26"/>
-          <w:szCs w:val="26"/>
-          <w:lang w:val="en-NG"/>
-        </w:rPr>
-        <w:pict w14:anchorId="6DC9D994">
-          <v:rect id="_x0000_i1027" style="width:0;height:.75pt" o:hralign="center" o:hrstd="t" o:hr="t" fillcolor="#a0a0a0" stroked="f"/>
-        </w:pict>
-      </w:r>
-    </w:p>
-    <w:p>
-      <w:pPr>
-        <w:spacing w:line="360" w:lineRule="auto"/>
-        <w:jc w:val="both"/>
-        <w:rPr>
-          <w:rFonts w:ascii="Times New Roman" w:hAnsi="Times New Roman" w:cs="Times New Roman"/>
-          <w:sz w:val="26"/>
-          <w:szCs w:val="26"/>
-          <w:lang w:val="en-NG"/>
-        </w:rPr>
-      </w:pPr>
-      <w:r>
-        <w:rPr>
-          <w:rFonts w:ascii="Times New Roman" w:hAnsi="Times New Roman" w:cs="Times New Roman"/>
-          <w:b/>
-          <w:bCs/>
-          <w:sz w:val="26"/>
-          <w:szCs w:val="26"/>
-          <w:lang w:val="en-NG"/>
-        </w:rPr>
         <w:t>Figure B.12: Administrator Complaint Management Interface</w:t>
       </w:r>
     </w:p>
@@ -43633,42 +42101,51 @@
           <w:rFonts w:ascii="Times New Roman" w:hAnsi="Times New Roman" w:cs="Times New Roman"/>
           <w:sz w:val="26"/>
           <w:szCs w:val="26"/>
-          <w:lang w:val="en-NG"/>
-        </w:rPr>
-      </w:pPr>
-      <w:r>
-        <w:rPr>
-          <w:rFonts w:ascii="Times New Roman" w:hAnsi="Times New Roman" w:cs="Times New Roman"/>
-          <w:i/>
-          <w:iCs/>
-          <w:sz w:val="26"/>
-          <w:szCs w:val="26"/>
-          <w:lang w:val="en-NG"/>
-        </w:rPr>
-        <w:t>[Actual screenshot required — shows complaint list with status workflow: pending → read → in progress → done]</w:t>
-      </w:r>
-    </w:p>
-    <w:p>
-      <w:pPr>
-        <w:spacing w:line="360" w:lineRule="auto"/>
-        <w:jc w:val="both"/>
-        <w:rPr>
-          <w:rFonts w:ascii="Times New Roman" w:hAnsi="Times New Roman" w:cs="Times New Roman"/>
-          <w:sz w:val="26"/>
-          <w:szCs w:val="26"/>
-        </w:rPr>
-      </w:pPr>
-    </w:p>
-    <w:p>
-      <w:pPr>
-        <w:spacing w:line="360" w:lineRule="auto"/>
-        <w:jc w:val="both"/>
-        <w:rPr>
-          <w:rFonts w:ascii="Times New Roman" w:hAnsi="Times New Roman" w:cs="Times New Roman"/>
-          <w:sz w:val="26"/>
-          <w:szCs w:val="26"/>
-        </w:rPr>
-      </w:pPr>
+        </w:rPr>
+      </w:pPr>
+      <w:r>
+        <w:rPr>
+          <w:rFonts w:ascii="Times New Roman" w:hAnsi="Times New Roman" w:cs="Times New Roman"/>
+          <w:noProof/>
+          <w:sz w:val="26"/>
+          <w:szCs w:val="26"/>
+        </w:rPr>
+        <w:drawing>
+          <wp:inline distT="0" distB="0" distL="0" distR="0" wp14:anchorId="3029BA74" wp14:editId="1DC9BD40">
+            <wp:extent cx="5943600" cy="2669540"/>
+            <wp:effectExtent l="0" t="0" r="0" b="0"/>
+            <wp:docPr id="545058554" name="Picture 1"/>
+            <wp:cNvGraphicFramePr>
+              <a:graphicFrameLocks xmlns:a="http://schemas.openxmlformats.org/drawingml/2006/main" noChangeAspect="1"/>
+            </wp:cNvGraphicFramePr>
+            <a:graphic xmlns:a="http://schemas.openxmlformats.org/drawingml/2006/main">
+              <a:graphicData uri="http://schemas.openxmlformats.org/drawingml/2006/picture">
+                <pic:pic xmlns:pic="http://schemas.openxmlformats.org/drawingml/2006/picture">
+                  <pic:nvPicPr>
+                    <pic:cNvPr id="545058554" name=""/>
+                    <pic:cNvPicPr/>
+                  </pic:nvPicPr>
+                  <pic:blipFill>
+                    <a:blip r:embed="rId15"/>
+                    <a:stretch>
+                      <a:fillRect/>
+                    </a:stretch>
+                  </pic:blipFill>
+                  <pic:spPr>
+                    <a:xfrm>
+                      <a:off x="0" y="0"/>
+                      <a:ext cx="5943600" cy="2669540"/>
+                    </a:xfrm>
+                    <a:prstGeom prst="rect">
+                      <a:avLst/>
+                    </a:prstGeom>
+                  </pic:spPr>
+                </pic:pic>
+              </a:graphicData>
+            </a:graphic>
+          </wp:inline>
+        </w:drawing>
+      </w:r>
     </w:p>
     <w:sectPr>
       <w:pgSz w:w="12240" w:h="15840"/>
@@ -46449,7 +44926,7 @@
   <w:style w:type="paragraph" w:default="1" w:styleId="Normal">
     <w:name w:val="Normal"/>
     <w:qFormat/>
-    <w:rsid w:val="00845772"/>
+    <w:rsid w:val="00C939A2"/>
     <w:pPr>
       <w:spacing w:line="278" w:lineRule="auto"/>
     </w:pPr>
